--- a/classroom_activities/anova_part_b_student.docx
+++ b/classroom_activities/anova_part_b_student.docx
@@ -11,6 +11,7 @@
         <w:jc w:val="center"/>
         <w:rPr>
           <w:rFonts w:ascii="Garamond" w:hAnsi="Garamond"/>
+          <w:color w:val="000000" w:themeColor="text1"/>
         </w:rPr>
       </w:pPr>
       <w:r>
@@ -18,50 +19,73 @@
           <w:rFonts w:ascii="Garamond" w:hAnsi="Garamond"/>
           <w:b/>
           <w:bCs/>
-          <w:color w:val="154734"/>
+          <w:color w:val="000000" w:themeColor="text1"/>
           <w:sz w:val="36"/>
           <w:szCs w:val="36"/>
         </w:rPr>
-        <w:t xml:space="preserve">One-Way </w:t>
-      </w:r>
-      <w:proofErr w:type="gramStart"/>
+        <w:t>One</w:t>
+      </w:r>
       <w:r>
         <w:rPr>
           <w:rFonts w:ascii="Garamond" w:hAnsi="Garamond"/>
           <w:b/>
           <w:bCs/>
-          <w:color w:val="154734"/>
+          <w:color w:val="000000" w:themeColor="text1"/>
           <w:sz w:val="36"/>
           <w:szCs w:val="36"/>
         </w:rPr>
-        <w:t>ANOVA  —</w:t>
-      </w:r>
-      <w:proofErr w:type="gramEnd"/>
+        <w:t>-</w:t>
+      </w:r>
       <w:r>
         <w:rPr>
           <w:rFonts w:ascii="Garamond" w:hAnsi="Garamond"/>
           <w:b/>
           <w:bCs/>
-          <w:color w:val="154734"/>
+          <w:color w:val="000000" w:themeColor="text1"/>
           <w:sz w:val="36"/>
           <w:szCs w:val="36"/>
         </w:rPr>
-        <w:t xml:space="preserve">  Part B</w:t>
-      </w:r>
-    </w:p>
-    <w:p>
-      <w:pPr>
-        <w:spacing w:before="80" w:after="320"/>
-        <w:rPr>
-          <w:rFonts w:ascii="Garamond" w:hAnsi="Garamond"/>
-        </w:rPr>
-      </w:pPr>
+        <w:t xml:space="preserve">Way </w:t>
+      </w:r>
+      <w:proofErr w:type="gramStart"/>
       <w:r>
         <w:rPr>
           <w:rFonts w:ascii="Garamond" w:hAnsi="Garamond"/>
           <w:b/>
           <w:bCs/>
-          <w:color w:val="888888"/>
+          <w:color w:val="000000" w:themeColor="text1"/>
+          <w:sz w:val="36"/>
+          <w:szCs w:val="36"/>
+        </w:rPr>
+        <w:t>ANOVA  —</w:t>
+      </w:r>
+      <w:proofErr w:type="gramEnd"/>
+      <w:r>
+        <w:rPr>
+          <w:rFonts w:ascii="Garamond" w:hAnsi="Garamond"/>
+          <w:b/>
+          <w:bCs/>
+          <w:color w:val="000000" w:themeColor="text1"/>
+          <w:sz w:val="36"/>
+          <w:szCs w:val="36"/>
+        </w:rPr>
+        <w:t xml:space="preserve">  Part B</w:t>
+      </w:r>
+    </w:p>
+    <w:p>
+      <w:pPr>
+        <w:spacing w:before="80" w:after="320"/>
+        <w:rPr>
+          <w:rFonts w:ascii="Garamond" w:hAnsi="Garamond"/>
+          <w:color w:val="000000" w:themeColor="text1"/>
+        </w:rPr>
+      </w:pPr>
+      <w:r>
+        <w:rPr>
+          <w:rFonts w:ascii="Garamond" w:hAnsi="Garamond"/>
+          <w:b/>
+          <w:bCs/>
+          <w:color w:val="000000" w:themeColor="text1"/>
           <w:sz w:val="20"/>
           <w:szCs w:val="20"/>
         </w:rPr>
@@ -73,30 +97,19 @@
           <w:rFonts w:ascii="Garamond" w:hAnsi="Garamond"/>
           <w:b/>
           <w:bCs/>
-          <w:color w:val="888888"/>
+          <w:color w:val="000000" w:themeColor="text1"/>
           <w:sz w:val="20"/>
           <w:szCs w:val="20"/>
         </w:rPr>
-        <w:t xml:space="preserve">Variability  </w:t>
-      </w:r>
+        <w:t>Variability  Student</w:t>
+      </w:r>
+      <w:proofErr w:type="gramEnd"/>
       <w:r>
         <w:rPr>
           <w:rFonts w:ascii="Garamond" w:hAnsi="Garamond"/>
           <w:b/>
           <w:bCs/>
-          <w:color w:val="154734"/>
-          <w:sz w:val="20"/>
-          <w:szCs w:val="20"/>
-        </w:rPr>
-        <w:t>Student</w:t>
-      </w:r>
-      <w:proofErr w:type="gramEnd"/>
-      <w:r>
-        <w:rPr>
-          <w:rFonts w:ascii="Garamond" w:hAnsi="Garamond"/>
-          <w:b/>
-          <w:bCs/>
-          <w:color w:val="154734"/>
+          <w:color w:val="000000" w:themeColor="text1"/>
           <w:sz w:val="20"/>
           <w:szCs w:val="20"/>
         </w:rPr>
@@ -125,12 +138,6 @@
         <w:gridCol w:w="4680"/>
       </w:tblGrid>
       <w:tr>
-        <w:tblPrEx>
-          <w:tblCellMar>
-            <w:top w:w="0" w:type="dxa"/>
-            <w:bottom w:w="0" w:type="dxa"/>
-          </w:tblCellMar>
-        </w:tblPrEx>
         <w:tc>
           <w:tcPr>
             <w:tcW w:w="4680" w:type="dxa"/>
@@ -152,6 +159,7 @@
               <w:spacing w:before="60" w:after="100"/>
               <w:rPr>
                 <w:rFonts w:ascii="Garamond" w:hAnsi="Garamond"/>
+                <w:color w:val="000000" w:themeColor="text1"/>
               </w:rPr>
             </w:pPr>
             <w:r>
@@ -159,16 +167,25 @@
                 <w:rFonts w:ascii="Garamond" w:hAnsi="Garamond"/>
                 <w:b/>
                 <w:bCs/>
+                <w:color w:val="000000" w:themeColor="text1"/>
               </w:rPr>
               <w:t xml:space="preserve">Name: </w:t>
             </w:r>
             <w:r>
               <w:rPr>
                 <w:rFonts w:ascii="Garamond" w:hAnsi="Garamond"/>
-                <w:color w:val="AAAAAA"/>
+                <w:color w:val="000000" w:themeColor="text1"/>
                 <w:u w:val="single"/>
               </w:rPr>
               <w:t>                                   </w:t>
+            </w:r>
+            <w:r>
+              <w:rPr>
+                <w:rFonts w:ascii="Garamond" w:hAnsi="Garamond"/>
+                <w:color w:val="000000" w:themeColor="text1"/>
+                <w:u w:val="single"/>
+              </w:rPr>
+              <w:t xml:space="preserve"> </w:t>
             </w:r>
           </w:p>
         </w:tc>
@@ -193,6 +210,7 @@
               <w:spacing w:before="60" w:after="100"/>
               <w:rPr>
                 <w:rFonts w:ascii="Garamond" w:hAnsi="Garamond"/>
+                <w:color w:val="000000" w:themeColor="text1"/>
               </w:rPr>
             </w:pPr>
             <w:r>
@@ -200,12 +218,23 @@
                 <w:rFonts w:ascii="Garamond" w:hAnsi="Garamond"/>
                 <w:b/>
                 <w:bCs/>
+                <w:color w:val="000000" w:themeColor="text1"/>
+              </w:rPr>
+              <w:t xml:space="preserve">                          </w:t>
+            </w:r>
+            <w:r>
+              <w:rPr>
+                <w:rFonts w:ascii="Garamond" w:hAnsi="Garamond"/>
+                <w:b/>
+                <w:bCs/>
+                <w:color w:val="000000" w:themeColor="text1"/>
               </w:rPr>
               <w:t xml:space="preserve">Date: </w:t>
             </w:r>
             <w:r>
               <w:rPr>
                 <w:rFonts w:ascii="Garamond" w:hAnsi="Garamond"/>
+                <w:color w:val="000000" w:themeColor="text1"/>
               </w:rPr>
               <w:t>April _____, 2026</w:t>
             </w:r>
@@ -218,92 +247,45 @@
         <w:spacing w:before="80" w:after="80"/>
         <w:rPr>
           <w:rFonts w:ascii="Garamond" w:hAnsi="Garamond"/>
-        </w:rPr>
-      </w:pPr>
-    </w:p>
-    <w:p>
-      <w:pPr>
-        <w:pBdr>
-          <w:bottom w:val="single" w:sz="4" w:space="0" w:color="DDD8CC"/>
-        </w:pBdr>
-        <w:spacing w:before="200" w:after="200"/>
-        <w:rPr>
-          <w:rFonts w:ascii="Garamond" w:hAnsi="Garamond"/>
+          <w:color w:val="000000" w:themeColor="text1"/>
         </w:rPr>
       </w:pPr>
     </w:p>
     <w:tbl>
       <w:tblPr>
+        <w:tblStyle w:val="TableGrid"/>
         <w:tblW w:w="9360" w:type="dxa"/>
-        <w:tblBorders>
-          <w:top w:val="single" w:sz="4" w:space="0" w:color="auto"/>
-          <w:left w:val="single" w:sz="4" w:space="0" w:color="auto"/>
-          <w:bottom w:val="single" w:sz="4" w:space="0" w:color="auto"/>
-          <w:right w:val="single" w:sz="4" w:space="0" w:color="auto"/>
-          <w:insideH w:val="single" w:sz="4" w:space="0" w:color="auto"/>
-          <w:insideV w:val="single" w:sz="4" w:space="0" w:color="auto"/>
-        </w:tblBorders>
-        <w:tblCellMar>
-          <w:top w:w="100" w:type="dxa"/>
-          <w:left w:w="10" w:type="dxa"/>
-          <w:bottom w:w="100" w:type="dxa"/>
-          <w:right w:w="10" w:type="dxa"/>
-        </w:tblCellMar>
         <w:tblLook w:val="04A0" w:firstRow="1" w:lastRow="0" w:firstColumn="1" w:lastColumn="0" w:noHBand="0" w:noVBand="1"/>
       </w:tblPr>
       <w:tblGrid>
-        <w:gridCol w:w="180"/>
-        <w:gridCol w:w="9180"/>
+        <w:gridCol w:w="222"/>
+        <w:gridCol w:w="9138"/>
       </w:tblGrid>
       <w:tr>
         <w:tc>
           <w:tcPr>
-            <w:tcW w:w="180" w:type="dxa"/>
-            <w:tcBorders>
-              <w:top w:val="none" w:sz="0" w:space="0" w:color="FFFFFF"/>
-              <w:left w:val="none" w:sz="0" w:space="0" w:color="FFFFFF"/>
-              <w:bottom w:val="none" w:sz="0" w:space="0" w:color="FFFFFF"/>
-              <w:right w:val="none" w:sz="0" w:space="0" w:color="FFFFFF"/>
-            </w:tcBorders>
-            <w:shd w:val="clear" w:color="auto" w:fill="154734"/>
-            <w:tcMar>
-              <w:top w:w="60" w:type="dxa"/>
-              <w:left w:w="0" w:type="dxa"/>
-              <w:bottom w:w="60" w:type="dxa"/>
-              <w:right w:w="0" w:type="dxa"/>
-            </w:tcMar>
+            <w:tcW w:w="222" w:type="dxa"/>
           </w:tcPr>
           <w:p>
             <w:pPr>
               <w:spacing w:before="60" w:after="100"/>
               <w:rPr>
                 <w:rFonts w:ascii="Garamond" w:hAnsi="Garamond"/>
+                <w:color w:val="000000" w:themeColor="text1"/>
               </w:rPr>
             </w:pPr>
           </w:p>
         </w:tc>
         <w:tc>
           <w:tcPr>
-            <w:tcW w:w="9180" w:type="dxa"/>
-            <w:tcBorders>
-              <w:top w:val="none" w:sz="0" w:space="0" w:color="FFFFFF"/>
-              <w:left w:val="none" w:sz="0" w:space="0" w:color="FFFFFF"/>
-              <w:bottom w:val="none" w:sz="0" w:space="0" w:color="FFFFFF"/>
-              <w:right w:val="none" w:sz="0" w:space="0" w:color="FFFFFF"/>
-            </w:tcBorders>
-            <w:shd w:val="clear" w:color="auto" w:fill="FAF8F2"/>
-            <w:tcMar>
-              <w:top w:w="100" w:type="dxa"/>
-              <w:left w:w="180" w:type="dxa"/>
-              <w:bottom w:w="100" w:type="dxa"/>
-              <w:right w:w="120" w:type="dxa"/>
-            </w:tcMar>
+            <w:tcW w:w="9138" w:type="dxa"/>
           </w:tcPr>
           <w:p>
             <w:pPr>
               <w:spacing w:before="40" w:after="40"/>
               <w:rPr>
                 <w:rFonts w:ascii="Garamond" w:hAnsi="Garamond"/>
+                <w:color w:val="000000" w:themeColor="text1"/>
               </w:rPr>
             </w:pPr>
             <w:r>
@@ -311,7 +293,7 @@
                 <w:rFonts w:ascii="Garamond" w:hAnsi="Garamond"/>
                 <w:b/>
                 <w:bCs/>
-                <w:color w:val="154734"/>
+                <w:color w:val="000000" w:themeColor="text1"/>
                 <w:sz w:val="20"/>
                 <w:szCs w:val="20"/>
               </w:rPr>
@@ -320,6 +302,7 @@
             <w:r>
               <w:rPr>
                 <w:rFonts w:ascii="Garamond" w:hAnsi="Garamond"/>
+                <w:color w:val="000000" w:themeColor="text1"/>
                 <w:sz w:val="20"/>
                 <w:szCs w:val="20"/>
               </w:rPr>
@@ -330,7 +313,7 @@
                 <w:rFonts w:ascii="Garamond" w:hAnsi="Garamond"/>
                 <w:b/>
                 <w:bCs/>
-                <w:color w:val="154734"/>
+                <w:color w:val="000000" w:themeColor="text1"/>
                 <w:sz w:val="20"/>
                 <w:szCs w:val="20"/>
               </w:rPr>
@@ -339,6 +322,7 @@
             <w:r>
               <w:rPr>
                 <w:rFonts w:ascii="Garamond" w:hAnsi="Garamond"/>
+                <w:color w:val="000000" w:themeColor="text1"/>
                 <w:sz w:val="20"/>
                 <w:szCs w:val="20"/>
               </w:rPr>
@@ -349,7 +333,7 @@
                 <w:rFonts w:ascii="Garamond" w:hAnsi="Garamond"/>
                 <w:b/>
                 <w:bCs/>
-                <w:color w:val="154734"/>
+                <w:color w:val="000000" w:themeColor="text1"/>
                 <w:sz w:val="20"/>
                 <w:szCs w:val="20"/>
               </w:rPr>
@@ -358,6 +342,7 @@
             <w:r>
               <w:rPr>
                 <w:rFonts w:ascii="Garamond" w:hAnsi="Garamond"/>
+                <w:color w:val="000000" w:themeColor="text1"/>
                 <w:sz w:val="20"/>
                 <w:szCs w:val="20"/>
               </w:rPr>
@@ -369,20 +354,13 @@
     </w:tbl>
     <w:p>
       <w:pPr>
-        <w:spacing w:before="200" w:after="200"/>
-        <w:rPr>
-          <w:rFonts w:ascii="Garamond" w:hAnsi="Garamond"/>
-        </w:rPr>
-      </w:pPr>
-    </w:p>
-    <w:p>
-      <w:pPr>
         <w:pBdr>
           <w:bottom w:val="single" w:sz="6" w:space="0" w:color="154734"/>
         </w:pBdr>
         <w:spacing w:before="280" w:after="100"/>
         <w:rPr>
           <w:rFonts w:ascii="Garamond" w:hAnsi="Garamond"/>
+          <w:color w:val="000000" w:themeColor="text1"/>
         </w:rPr>
       </w:pPr>
       <w:r>
@@ -390,7 +368,7 @@
           <w:rFonts w:ascii="Garamond" w:hAnsi="Garamond"/>
           <w:b/>
           <w:bCs/>
-          <w:color w:val="154734"/>
+          <w:color w:val="000000" w:themeColor="text1"/>
           <w:sz w:val="26"/>
           <w:szCs w:val="26"/>
         </w:rPr>
@@ -402,6 +380,7 @@
         <w:spacing w:before="60" w:after="100"/>
         <w:rPr>
           <w:rFonts w:ascii="Garamond" w:hAnsi="Garamond"/>
+          <w:color w:val="000000" w:themeColor="text1"/>
         </w:rPr>
       </w:pPr>
       <w:r>
@@ -409,42 +388,100 @@
           <w:rFonts w:ascii="Garamond" w:hAnsi="Garamond"/>
           <w:b/>
           <w:bCs/>
+          <w:color w:val="000000" w:themeColor="text1"/>
         </w:rPr>
         <w:t>Within-group variability</w:t>
       </w:r>
       <w:r>
         <w:rPr>
           <w:rFonts w:ascii="Garamond" w:hAnsi="Garamond"/>
+          <w:color w:val="000000" w:themeColor="text1"/>
         </w:rPr>
         <w:t xml:space="preserve"> measures how </w:t>
       </w:r>
-      <w:proofErr w:type="gramStart"/>
-      <w:r>
-        <w:rPr>
-          <w:rFonts w:ascii="Garamond" w:hAnsi="Garamond"/>
-        </w:rPr>
-        <w:t>spread out</w:t>
-      </w:r>
-      <w:proofErr w:type="gramEnd"/>
-      <w:r>
-        <w:rPr>
-          <w:rFonts w:ascii="Garamond" w:hAnsi="Garamond"/>
-        </w:rPr>
-        <w:t xml:space="preserve"> individual response variable values are around their own group mean </w:t>
-      </w:r>
-      <w:proofErr w:type="spellStart"/>
+      <w:r>
+        <w:rPr>
+          <w:rFonts w:ascii="Garamond" w:hAnsi="Garamond"/>
+          <w:color w:val="000000" w:themeColor="text1"/>
+        </w:rPr>
+        <w:t>spread-out</w:t>
+      </w:r>
+      <w:r>
+        <w:rPr>
+          <w:rFonts w:ascii="Garamond" w:hAnsi="Garamond"/>
+          <w:color w:val="000000" w:themeColor="text1"/>
+        </w:rPr>
+        <w:t xml:space="preserve"> individual response variable values are around their own group mean</w:t>
+      </w:r>
       <w:r>
         <w:rPr>
           <w:rFonts w:ascii="Garamond" w:eastAsia="Courier New" w:hAnsi="Garamond" w:cs="Courier New"/>
+          <w:color w:val="000000" w:themeColor="text1"/>
           <w:sz w:val="20"/>
           <w:szCs w:val="20"/>
         </w:rPr>
-        <w:t>y_i</w:t>
-      </w:r>
-      <w:proofErr w:type="spellEnd"/>
-      <w:r>
-        <w:rPr>
-          <w:rFonts w:ascii="Garamond" w:hAnsi="Garamond"/>
+        <w:t> </w:t>
+      </w:r>
+      <m:oMath>
+        <m:sSub>
+          <m:sSubPr>
+            <m:ctrlPr>
+              <w:rPr>
+                <w:rFonts w:ascii="Cambria Math" w:hAnsi="Cambria Math"/>
+                <w:i/>
+                <w:color w:val="000000" w:themeColor="text1"/>
+              </w:rPr>
+            </m:ctrlPr>
+          </m:sSubPr>
+          <m:e>
+            <m:acc>
+              <m:accPr>
+                <m:chr m:val="̅"/>
+                <m:ctrlPr>
+                  <w:rPr>
+                    <w:rFonts w:ascii="Cambria Math" w:eastAsia="Courier New" w:hAnsi="Cambria Math" w:cs="Courier New"/>
+                    <w:i/>
+                    <w:color w:val="000000" w:themeColor="text1"/>
+                    <w:sz w:val="20"/>
+                    <w:szCs w:val="20"/>
+                  </w:rPr>
+                </m:ctrlPr>
+              </m:accPr>
+              <m:e>
+                <m:r>
+                  <w:rPr>
+                    <w:rFonts w:ascii="Cambria Math" w:eastAsia="Courier New" w:hAnsi="Cambria Math" w:cs="Courier New"/>
+                    <w:color w:val="000000" w:themeColor="text1"/>
+                    <w:sz w:val="20"/>
+                    <w:szCs w:val="20"/>
+                  </w:rPr>
+                  <m:t>y</m:t>
+                </m:r>
+                <m:ctrlPr>
+                  <w:rPr>
+                    <w:rFonts w:ascii="Cambria Math" w:hAnsi="Cambria Math"/>
+                    <w:i/>
+                    <w:color w:val="000000" w:themeColor="text1"/>
+                  </w:rPr>
+                </m:ctrlPr>
+              </m:e>
+            </m:acc>
+          </m:e>
+          <m:sub>
+            <m:r>
+              <w:rPr>
+                <w:rFonts w:ascii="Cambria Math" w:hAnsi="Cambria Math"/>
+                <w:color w:val="000000" w:themeColor="text1"/>
+              </w:rPr>
+              <m:t>i</m:t>
+            </m:r>
+          </m:sub>
+        </m:sSub>
+      </m:oMath>
+      <w:r>
+        <w:rPr>
+          <w:rFonts w:ascii="Garamond" w:hAnsi="Garamond"/>
+          <w:color w:val="000000" w:themeColor="text1"/>
         </w:rPr>
         <w:t xml:space="preserve">. It is the </w:t>
       </w:r>
@@ -453,12 +490,14 @@
           <w:rFonts w:ascii="Garamond" w:hAnsi="Garamond"/>
           <w:b/>
           <w:bCs/>
+          <w:color w:val="000000" w:themeColor="text1"/>
         </w:rPr>
         <w:t>noise</w:t>
       </w:r>
       <w:r>
         <w:rPr>
           <w:rFonts w:ascii="Garamond" w:hAnsi="Garamond"/>
+          <w:color w:val="000000" w:themeColor="text1"/>
         </w:rPr>
         <w:t xml:space="preserve"> in ANOVA — variation that exists even within groups receiving the same treatment.</w:t>
       </w:r>
@@ -468,6 +507,7 @@
         <w:spacing w:before="120" w:after="120"/>
         <w:rPr>
           <w:rFonts w:ascii="Garamond" w:hAnsi="Garamond"/>
+          <w:color w:val="000000" w:themeColor="text1"/>
         </w:rPr>
       </w:pPr>
     </w:p>
@@ -476,11 +516,13 @@
         <w:spacing w:before="60" w:after="100"/>
         <w:rPr>
           <w:rFonts w:ascii="Garamond" w:hAnsi="Garamond"/>
-        </w:rPr>
-      </w:pPr>
-      <w:r>
-        <w:rPr>
-          <w:rFonts w:ascii="Garamond" w:hAnsi="Garamond"/>
+          <w:color w:val="000000" w:themeColor="text1"/>
+        </w:rPr>
+      </w:pPr>
+      <w:r>
+        <w:rPr>
+          <w:rFonts w:ascii="Garamond" w:hAnsi="Garamond"/>
+          <w:color w:val="000000" w:themeColor="text1"/>
         </w:rPr>
         <w:t xml:space="preserve">The dot-plots below show the response variable (y = exam score) on the </w:t>
       </w:r>
@@ -489,12 +531,14 @@
           <w:rFonts w:ascii="Garamond" w:hAnsi="Garamond"/>
           <w:b/>
           <w:bCs/>
+          <w:color w:val="000000" w:themeColor="text1"/>
         </w:rPr>
         <w:t>vertical axis</w:t>
       </w:r>
       <w:r>
         <w:rPr>
           <w:rFonts w:ascii="Garamond" w:hAnsi="Garamond"/>
+          <w:color w:val="000000" w:themeColor="text1"/>
         </w:rPr>
         <w:t xml:space="preserve"> and groups (A, B, C) on the horizontal axis.</w:t>
       </w:r>
@@ -504,6 +548,7 @@
         <w:spacing w:before="120" w:after="120"/>
         <w:rPr>
           <w:rFonts w:ascii="Garamond" w:hAnsi="Garamond"/>
+          <w:color w:val="000000" w:themeColor="text1"/>
         </w:rPr>
       </w:pPr>
     </w:p>
@@ -553,6 +598,7 @@
               <w:jc w:val="center"/>
               <w:rPr>
                 <w:rFonts w:ascii="Garamond" w:hAnsi="Garamond"/>
+                <w:color w:val="000000" w:themeColor="text1"/>
               </w:rPr>
             </w:pPr>
             <w:r>
@@ -560,7 +606,7 @@
                 <w:rFonts w:ascii="Garamond" w:hAnsi="Garamond"/>
                 <w:b/>
                 <w:bCs/>
-                <w:color w:val="B5451B"/>
+                <w:color w:val="000000" w:themeColor="text1"/>
                 <w:sz w:val="20"/>
                 <w:szCs w:val="20"/>
               </w:rPr>
@@ -573,12 +619,14 @@
               <w:jc w:val="center"/>
               <w:rPr>
                 <w:rFonts w:ascii="Garamond" w:hAnsi="Garamond"/>
+                <w:color w:val="000000" w:themeColor="text1"/>
               </w:rPr>
             </w:pPr>
             <w:r>
               <w:rPr>
                 <w:rFonts w:ascii="Garamond" w:hAnsi="Garamond"/>
                 <w:noProof/>
+                <w:color w:val="000000" w:themeColor="text1"/>
               </w:rPr>
               <w:drawing>
                 <wp:inline distT="0" distB="0" distL="0" distR="0" wp14:anchorId="030CDDC3" wp14:editId="1FA434A5">
@@ -626,6 +674,7 @@
               <w:jc w:val="center"/>
               <w:rPr>
                 <w:rFonts w:ascii="Garamond" w:hAnsi="Garamond"/>
+                <w:color w:val="000000" w:themeColor="text1"/>
               </w:rPr>
             </w:pPr>
             <w:r>
@@ -633,7 +682,7 @@
                 <w:rFonts w:ascii="Garamond" w:hAnsi="Garamond"/>
                 <w:i/>
                 <w:iCs/>
-                <w:color w:val="888888"/>
+                <w:color w:val="000000" w:themeColor="text1"/>
               </w:rPr>
               <w:t>Dots spread far within each group</w:t>
             </w:r>
@@ -661,6 +710,7 @@
               <w:jc w:val="center"/>
               <w:rPr>
                 <w:rFonts w:ascii="Garamond" w:hAnsi="Garamond"/>
+                <w:color w:val="000000" w:themeColor="text1"/>
               </w:rPr>
             </w:pPr>
             <w:r>
@@ -668,7 +718,7 @@
                 <w:rFonts w:ascii="Garamond" w:hAnsi="Garamond"/>
                 <w:b/>
                 <w:bCs/>
-                <w:color w:val="154734"/>
+                <w:color w:val="000000" w:themeColor="text1"/>
                 <w:sz w:val="20"/>
                 <w:szCs w:val="20"/>
               </w:rPr>
@@ -681,12 +731,14 @@
               <w:jc w:val="center"/>
               <w:rPr>
                 <w:rFonts w:ascii="Garamond" w:hAnsi="Garamond"/>
+                <w:color w:val="000000" w:themeColor="text1"/>
               </w:rPr>
             </w:pPr>
             <w:r>
               <w:rPr>
                 <w:rFonts w:ascii="Garamond" w:hAnsi="Garamond"/>
                 <w:noProof/>
+                <w:color w:val="000000" w:themeColor="text1"/>
               </w:rPr>
               <w:drawing>
                 <wp:inline distT="0" distB="0" distL="0" distR="0" wp14:anchorId="79845743" wp14:editId="65149475">
@@ -734,6 +786,7 @@
               <w:jc w:val="center"/>
               <w:rPr>
                 <w:rFonts w:ascii="Garamond" w:hAnsi="Garamond"/>
+                <w:color w:val="000000" w:themeColor="text1"/>
               </w:rPr>
             </w:pPr>
             <w:r>
@@ -741,7 +794,7 @@
                 <w:rFonts w:ascii="Garamond" w:hAnsi="Garamond"/>
                 <w:i/>
                 <w:iCs/>
-                <w:color w:val="888888"/>
+                <w:color w:val="000000" w:themeColor="text1"/>
               </w:rPr>
               <w:t>Dots tight within each group</w:t>
             </w:r>
@@ -751,17 +804,10 @@
     </w:tbl>
     <w:p>
       <w:pPr>
-        <w:spacing w:before="200" w:after="200"/>
-        <w:rPr>
-          <w:rFonts w:ascii="Garamond" w:hAnsi="Garamond"/>
-        </w:rPr>
-      </w:pPr>
-    </w:p>
-    <w:p>
-      <w:pPr>
         <w:spacing w:before="160" w:after="80"/>
         <w:rPr>
           <w:rFonts w:ascii="Garamond" w:hAnsi="Garamond"/>
+          <w:color w:val="000000" w:themeColor="text1"/>
         </w:rPr>
       </w:pPr>
       <w:r>
@@ -769,7 +815,7 @@
           <w:rFonts w:ascii="Garamond" w:hAnsi="Garamond"/>
           <w:b/>
           <w:bCs/>
-          <w:color w:val="154734"/>
+          <w:color w:val="000000" w:themeColor="text1"/>
         </w:rPr>
         <w:t>1a   Fill in the blanks</w:t>
       </w:r>
@@ -779,11 +825,13 @@
         <w:spacing w:before="100" w:after="160"/>
         <w:rPr>
           <w:rFonts w:ascii="Garamond" w:hAnsi="Garamond"/>
-        </w:rPr>
-      </w:pPr>
-      <w:r>
-        <w:rPr>
-          <w:rFonts w:ascii="Garamond" w:hAnsi="Garamond"/>
+          <w:color w:val="000000" w:themeColor="text1"/>
+        </w:rPr>
+      </w:pPr>
+      <w:r>
+        <w:rPr>
+          <w:rFonts w:ascii="Garamond" w:hAnsi="Garamond"/>
+          <w:color w:val="000000" w:themeColor="text1"/>
         </w:rPr>
         <w:t xml:space="preserve">When within-group variability is </w:t>
       </w:r>
@@ -792,161 +840,297 @@
           <w:rFonts w:ascii="Garamond" w:hAnsi="Garamond"/>
           <w:b/>
           <w:bCs/>
+          <w:color w:val="000000" w:themeColor="text1"/>
         </w:rPr>
         <w:t>large</w:t>
       </w:r>
       <w:r>
         <w:rPr>
           <w:rFonts w:ascii="Garamond" w:hAnsi="Garamond"/>
+          <w:color w:val="000000" w:themeColor="text1"/>
         </w:rPr>
         <w:t xml:space="preserve">, individual response values are spread </w:t>
       </w:r>
       <w:r>
         <w:rPr>
           <w:rFonts w:ascii="Garamond" w:hAnsi="Garamond"/>
-          <w:color w:val="AAAAAA"/>
+          <w:color w:val="000000" w:themeColor="text1"/>
           <w:u w:val="single"/>
         </w:rPr>
-        <w:t>            </w:t>
-      </w:r>
-      <w:r>
-        <w:rPr>
-          <w:rFonts w:ascii="Garamond" w:hAnsi="Garamond"/>
+        <w:t>    </w:t>
+      </w:r>
+      <w:r>
+        <w:rPr>
+          <w:rFonts w:ascii="Garamond" w:hAnsi="Garamond"/>
+          <w:color w:val="000000" w:themeColor="text1"/>
+          <w:u w:val="single"/>
+        </w:rPr>
+        <w:t>       </w:t>
+      </w:r>
+      <w:r>
+        <w:rPr>
+          <w:rFonts w:ascii="Garamond" w:hAnsi="Garamond"/>
+          <w:color w:val="000000" w:themeColor="text1"/>
+          <w:u w:val="single"/>
+        </w:rPr>
+        <w:t> </w:t>
+      </w:r>
+      <w:r>
+        <w:rPr>
+          <w:rFonts w:ascii="Garamond" w:hAnsi="Garamond"/>
+          <w:color w:val="000000" w:themeColor="text1"/>
+          <w:u w:val="single"/>
+        </w:rPr>
+        <w:t>       </w:t>
+      </w:r>
+      <w:r>
+        <w:rPr>
+          <w:rFonts w:ascii="Garamond" w:hAnsi="Garamond"/>
+          <w:color w:val="000000" w:themeColor="text1"/>
+          <w:u w:val="single"/>
+        </w:rPr>
+        <w:t>       </w:t>
+      </w:r>
+      <w:r>
+        <w:rPr>
+          <w:rFonts w:ascii="Garamond" w:hAnsi="Garamond"/>
+          <w:color w:val="000000" w:themeColor="text1"/>
         </w:rPr>
         <w:t xml:space="preserve"> from their group mean </w:t>
       </w:r>
-      <w:proofErr w:type="spellStart"/>
-      <w:r>
-        <w:rPr>
-          <w:rFonts w:ascii="Garamond" w:eastAsia="Courier New" w:hAnsi="Garamond" w:cs="Courier New"/>
-          <w:sz w:val="20"/>
-          <w:szCs w:val="20"/>
-        </w:rPr>
-        <w:t>y_i</w:t>
-      </w:r>
-      <w:proofErr w:type="spellEnd"/>
-      <w:r>
-        <w:rPr>
-          <w:rFonts w:ascii="Garamond" w:hAnsi="Garamond"/>
-        </w:rPr>
-        <w:t xml:space="preserve">. This makes it </w:t>
-      </w:r>
-      <w:r>
-        <w:rPr>
-          <w:rFonts w:ascii="Garamond" w:hAnsi="Garamond"/>
-          <w:color w:val="AAAAAA"/>
+      <m:oMath>
+        <m:sSub>
+          <m:sSubPr>
+            <m:ctrlPr>
+              <w:rPr>
+                <w:rFonts w:ascii="Cambria Math" w:hAnsi="Cambria Math"/>
+                <w:i/>
+                <w:color w:val="000000" w:themeColor="text1"/>
+              </w:rPr>
+            </m:ctrlPr>
+          </m:sSubPr>
+          <m:e>
+            <m:acc>
+              <m:accPr>
+                <m:chr m:val="̅"/>
+                <m:ctrlPr>
+                  <w:rPr>
+                    <w:rFonts w:ascii="Cambria Math" w:eastAsia="Courier New" w:hAnsi="Cambria Math" w:cs="Courier New"/>
+                    <w:i/>
+                    <w:color w:val="000000" w:themeColor="text1"/>
+                    <w:sz w:val="20"/>
+                    <w:szCs w:val="20"/>
+                  </w:rPr>
+                </m:ctrlPr>
+              </m:accPr>
+              <m:e>
+                <m:r>
+                  <w:rPr>
+                    <w:rFonts w:ascii="Cambria Math" w:eastAsia="Courier New" w:hAnsi="Cambria Math" w:cs="Courier New"/>
+                    <w:color w:val="000000" w:themeColor="text1"/>
+                    <w:sz w:val="20"/>
+                    <w:szCs w:val="20"/>
+                  </w:rPr>
+                  <m:t>y</m:t>
+                </m:r>
+                <m:ctrlPr>
+                  <w:rPr>
+                    <w:rFonts w:ascii="Cambria Math" w:hAnsi="Cambria Math"/>
+                    <w:i/>
+                    <w:color w:val="000000" w:themeColor="text1"/>
+                  </w:rPr>
+                </m:ctrlPr>
+              </m:e>
+            </m:acc>
+          </m:e>
+          <m:sub>
+            <m:r>
+              <w:rPr>
+                <w:rFonts w:ascii="Cambria Math" w:hAnsi="Cambria Math"/>
+                <w:color w:val="000000" w:themeColor="text1"/>
+              </w:rPr>
+              <m:t>i</m:t>
+            </m:r>
+          </m:sub>
+        </m:sSub>
+      </m:oMath>
+      <w:r>
+        <w:rPr>
+          <w:rFonts w:ascii="Garamond" w:hAnsi="Garamond"/>
+          <w:color w:val="000000" w:themeColor="text1"/>
+        </w:rPr>
+        <w:t xml:space="preserve">. </w:t>
+      </w:r>
+    </w:p>
+    <w:p>
+      <w:pPr>
+        <w:spacing w:before="100" w:after="160"/>
+        <w:rPr>
+          <w:rFonts w:ascii="Garamond" w:hAnsi="Garamond"/>
+          <w:color w:val="000000" w:themeColor="text1"/>
+        </w:rPr>
+      </w:pPr>
+    </w:p>
+    <w:p>
+      <w:pPr>
+        <w:spacing w:before="100" w:after="160"/>
+        <w:rPr>
+          <w:rFonts w:ascii="Garamond" w:hAnsi="Garamond"/>
+          <w:color w:val="000000" w:themeColor="text1"/>
+        </w:rPr>
+      </w:pPr>
+      <w:r>
+        <w:rPr>
+          <w:rFonts w:ascii="Garamond" w:hAnsi="Garamond"/>
+          <w:color w:val="000000" w:themeColor="text1"/>
+        </w:rPr>
+        <w:t xml:space="preserve">This makes it </w:t>
+      </w:r>
+      <w:r>
+        <w:rPr>
+          <w:rFonts w:ascii="Garamond" w:hAnsi="Garamond"/>
+          <w:color w:val="000000" w:themeColor="text1"/>
           <w:u w:val="single"/>
         </w:rPr>
+        <w:t>           </w:t>
+      </w:r>
+      <w:r>
+        <w:rPr>
+          <w:rFonts w:ascii="Garamond" w:hAnsi="Garamond"/>
+          <w:color w:val="000000" w:themeColor="text1"/>
+          <w:u w:val="single"/>
+        </w:rPr>
         <w:t>              </w:t>
       </w:r>
       <w:r>
         <w:rPr>
           <w:rFonts w:ascii="Garamond" w:hAnsi="Garamond"/>
-        </w:rPr>
-        <w:t xml:space="preserve"> for ANOVA to detect real differences between groups, because the </w:t>
-      </w:r>
-      <w:r>
-        <w:rPr>
-          <w:rFonts w:ascii="Garamond" w:hAnsi="Garamond"/>
-          <w:color w:val="AAAAAA"/>
+          <w:color w:val="000000" w:themeColor="text1"/>
           <w:u w:val="single"/>
         </w:rPr>
-        <w:t>                            </w:t>
-      </w:r>
-      <w:r>
-        <w:rPr>
-          <w:rFonts w:ascii="Garamond" w:hAnsi="Garamond"/>
+        <w:t>   </w:t>
+      </w:r>
+      <w:r>
+        <w:rPr>
+          <w:rFonts w:ascii="Garamond" w:hAnsi="Garamond"/>
+          <w:color w:val="000000" w:themeColor="text1"/>
+        </w:rPr>
+        <w:t xml:space="preserve"> for ANOVA to detect real differences between groups, because </w:t>
+      </w:r>
+    </w:p>
+    <w:p>
+      <w:pPr>
+        <w:spacing w:before="100" w:after="160"/>
+        <w:rPr>
+          <w:rFonts w:ascii="Garamond" w:hAnsi="Garamond"/>
+          <w:color w:val="000000" w:themeColor="text1"/>
+        </w:rPr>
+      </w:pPr>
+    </w:p>
+    <w:p>
+      <w:pPr>
+        <w:spacing w:before="100" w:after="160"/>
+        <w:rPr>
+          <w:rFonts w:ascii="Garamond" w:hAnsi="Garamond"/>
+          <w:color w:val="000000" w:themeColor="text1"/>
+        </w:rPr>
+      </w:pPr>
+      <w:r>
+        <w:rPr>
+          <w:rFonts w:ascii="Garamond" w:hAnsi="Garamond"/>
+          <w:color w:val="000000" w:themeColor="text1"/>
+        </w:rPr>
+        <w:t xml:space="preserve">the </w:t>
+      </w:r>
+      <w:r>
+        <w:rPr>
+          <w:rFonts w:ascii="Garamond" w:hAnsi="Garamond"/>
+          <w:color w:val="000000" w:themeColor="text1"/>
+          <w:u w:val="single"/>
+        </w:rPr>
+        <w:t>         </w:t>
+      </w:r>
+      <w:r>
+        <w:rPr>
+          <w:rFonts w:ascii="Garamond" w:hAnsi="Garamond"/>
+          <w:color w:val="000000" w:themeColor="text1"/>
+          <w:u w:val="single"/>
+        </w:rPr>
+        <w:t>       </w:t>
+      </w:r>
+      <w:r>
+        <w:rPr>
+          <w:rFonts w:ascii="Garamond" w:hAnsi="Garamond"/>
+          <w:color w:val="000000" w:themeColor="text1"/>
+          <w:u w:val="single"/>
+        </w:rPr>
+        <w:t>        </w:t>
+      </w:r>
+      <w:r>
+        <w:rPr>
+          <w:rFonts w:ascii="Garamond" w:hAnsi="Garamond"/>
+          <w:color w:val="000000" w:themeColor="text1"/>
+          <w:u w:val="single"/>
+        </w:rPr>
+        <w:t>       </w:t>
+      </w:r>
+      <w:r>
+        <w:rPr>
+          <w:rFonts w:ascii="Garamond" w:hAnsi="Garamond"/>
+          <w:color w:val="000000" w:themeColor="text1"/>
+          <w:u w:val="single"/>
+        </w:rPr>
+        <w:t>           </w:t>
+      </w:r>
+      <w:r>
+        <w:rPr>
+          <w:rFonts w:ascii="Garamond" w:hAnsi="Garamond"/>
+          <w:color w:val="000000" w:themeColor="text1"/>
         </w:rPr>
         <w:t xml:space="preserve"> grows larger.</w:t>
       </w:r>
     </w:p>
     <w:p>
       <w:pPr>
-        <w:spacing w:before="160" w:after="160"/>
-        <w:rPr>
-          <w:rFonts w:ascii="Garamond" w:hAnsi="Garamond"/>
-        </w:rPr>
-      </w:pPr>
-    </w:p>
-    <w:p>
-      <w:pPr>
+        <w:spacing w:before="160" w:after="80"/>
+        <w:rPr>
+          <w:rFonts w:ascii="Garamond" w:hAnsi="Garamond"/>
+          <w:color w:val="000000" w:themeColor="text1"/>
+        </w:rPr>
+      </w:pPr>
+      <w:r>
         <w:rPr>
           <w:rFonts w:ascii="Garamond" w:hAnsi="Garamond"/>
           <w:b/>
           <w:bCs/>
-          <w:color w:val="154734"/>
-        </w:rPr>
-      </w:pPr>
-      <w:r>
-        <w:rPr>
-          <w:rFonts w:ascii="Garamond" w:hAnsi="Garamond"/>
-          <w:b/>
-          <w:bCs/>
-          <w:color w:val="154734"/>
+          <w:color w:val="000000" w:themeColor="text1"/>
+        </w:rPr>
+        <w:t>1b   Identify which plot shows larger within-group variability and explain why it matters</w:t>
+      </w:r>
+    </w:p>
+    <w:p>
+      <w:pPr>
+        <w:spacing w:before="200" w:after="200"/>
+        <w:rPr>
+          <w:rFonts w:ascii="Garamond" w:hAnsi="Garamond"/>
+          <w:color w:val="000000" w:themeColor="text1"/>
+        </w:rPr>
+      </w:pPr>
+    </w:p>
+    <w:p>
+      <w:pPr>
+        <w:rPr>
+          <w:rFonts w:ascii="Garamond" w:hAnsi="Garamond"/>
+          <w:color w:val="000000" w:themeColor="text1"/>
+        </w:rPr>
+      </w:pPr>
+      <w:r>
+        <w:rPr>
+          <w:rFonts w:ascii="Garamond" w:hAnsi="Garamond"/>
+          <w:color w:val="000000" w:themeColor="text1"/>
         </w:rPr>
         <w:br w:type="page"/>
       </w:r>
-    </w:p>
-    <w:p>
-      <w:pPr>
-        <w:spacing w:before="160" w:after="80"/>
-        <w:rPr>
-          <w:rFonts w:ascii="Garamond" w:hAnsi="Garamond"/>
-        </w:rPr>
-      </w:pPr>
-      <w:r>
-        <w:rPr>
-          <w:rFonts w:ascii="Garamond" w:hAnsi="Garamond"/>
-          <w:b/>
-          <w:bCs/>
-          <w:color w:val="154734"/>
-        </w:rPr>
-        <w:lastRenderedPageBreak/>
-        <w:t>1b   Identify which plot shows larger within-group variability and explain why it matters</w:t>
-      </w:r>
-    </w:p>
-    <w:p>
-      <w:pPr>
-        <w:spacing w:before="200" w:after="200"/>
-        <w:rPr>
-          <w:rFonts w:ascii="Garamond" w:hAnsi="Garamond"/>
-        </w:rPr>
-      </w:pPr>
-    </w:p>
-    <w:p>
-      <w:pPr>
-        <w:spacing w:before="200" w:after="200"/>
-        <w:rPr>
-          <w:rFonts w:ascii="Garamond" w:hAnsi="Garamond"/>
-        </w:rPr>
-      </w:pPr>
-    </w:p>
-    <w:p>
-      <w:pPr>
-        <w:spacing w:before="200" w:after="200"/>
-        <w:rPr>
-          <w:rFonts w:ascii="Garamond" w:hAnsi="Garamond"/>
-        </w:rPr>
-      </w:pPr>
-    </w:p>
-    <w:p>
-      <w:pPr>
-        <w:spacing w:before="200" w:after="200"/>
-        <w:rPr>
-          <w:rFonts w:ascii="Garamond" w:hAnsi="Garamond"/>
-        </w:rPr>
-      </w:pPr>
-    </w:p>
-    <w:p>
-      <w:pPr>
-        <w:pBdr>
-          <w:bottom w:val="single" w:sz="4" w:space="0" w:color="DDD8CC"/>
-        </w:pBdr>
-        <w:spacing w:before="200" w:after="200"/>
-        <w:rPr>
-          <w:rFonts w:ascii="Garamond" w:hAnsi="Garamond"/>
-        </w:rPr>
-      </w:pPr>
     </w:p>
     <w:p>
       <w:pPr>
@@ -956,6 +1140,7 @@
         <w:spacing w:before="280" w:after="100"/>
         <w:rPr>
           <w:rFonts w:ascii="Garamond" w:hAnsi="Garamond"/>
+          <w:color w:val="000000" w:themeColor="text1"/>
         </w:rPr>
       </w:pPr>
       <w:r>
@@ -963,10 +1148,11 @@
           <w:rFonts w:ascii="Garamond" w:hAnsi="Garamond"/>
           <w:b/>
           <w:bCs/>
-          <w:color w:val="154734"/>
+          <w:color w:val="000000" w:themeColor="text1"/>
           <w:sz w:val="26"/>
           <w:szCs w:val="26"/>
         </w:rPr>
+        <w:lastRenderedPageBreak/>
         <w:t>2   Between-Group Variability</w:t>
       </w:r>
     </w:p>
@@ -975,6 +1161,7 @@
         <w:spacing w:before="60" w:after="100"/>
         <w:rPr>
           <w:rFonts w:ascii="Garamond" w:hAnsi="Garamond"/>
+          <w:color w:val="000000" w:themeColor="text1"/>
         </w:rPr>
       </w:pPr>
       <w:r>
@@ -982,18 +1169,21 @@
           <w:rFonts w:ascii="Garamond" w:hAnsi="Garamond"/>
           <w:b/>
           <w:bCs/>
+          <w:color w:val="000000" w:themeColor="text1"/>
         </w:rPr>
         <w:t>Between-group variability</w:t>
       </w:r>
       <w:r>
         <w:rPr>
           <w:rFonts w:ascii="Garamond" w:hAnsi="Garamond"/>
+          <w:color w:val="000000" w:themeColor="text1"/>
         </w:rPr>
         <w:t xml:space="preserve"> measures how far apart the group means </w:t>
       </w:r>
       <w:r>
         <w:rPr>
           <w:rFonts w:ascii="Garamond" w:hAnsi="Garamond"/>
+          <w:color w:val="000000" w:themeColor="text1"/>
         </w:rPr>
         <w:t> </w:t>
       </w:r>
@@ -1004,6 +1194,7 @@
               <w:rPr>
                 <w:rFonts w:ascii="Cambria Math" w:hAnsi="Cambria Math"/>
                 <w:i/>
+                <w:color w:val="000000" w:themeColor="text1"/>
                 <w:sz w:val="20"/>
                 <w:szCs w:val="20"/>
               </w:rPr>
@@ -1017,6 +1208,7 @@
                   <w:rPr>
                     <w:rFonts w:ascii="Cambria Math" w:hAnsi="Cambria Math"/>
                     <w:i/>
+                    <w:color w:val="000000" w:themeColor="text1"/>
                   </w:rPr>
                 </m:ctrlPr>
               </m:accPr>
@@ -1024,6 +1216,7 @@
                 <m:r>
                   <w:rPr>
                     <w:rFonts w:ascii="Cambria Math" w:hAnsi="Cambria Math"/>
+                    <w:color w:val="000000" w:themeColor="text1"/>
                   </w:rPr>
                   <m:t>y</m:t>
                 </m:r>
@@ -1031,6 +1224,7 @@
                   <w:rPr>
                     <w:rFonts w:ascii="Cambria Math" w:eastAsia="Courier New" w:hAnsi="Cambria Math" w:cs="Courier New"/>
                     <w:i/>
+                    <w:color w:val="000000" w:themeColor="text1"/>
                     <w:sz w:val="20"/>
                     <w:szCs w:val="20"/>
                   </w:rPr>
@@ -1042,6 +1236,7 @@
             <m:r>
               <w:rPr>
                 <w:rFonts w:ascii="Cambria Math" w:hAnsi="Cambria Math"/>
+                <w:color w:val="000000" w:themeColor="text1"/>
                 <w:sz w:val="20"/>
                 <w:szCs w:val="20"/>
               </w:rPr>
@@ -1053,6 +1248,7 @@
       <w:r>
         <w:rPr>
           <w:rFonts w:ascii="Garamond" w:hAnsi="Garamond"/>
+          <w:color w:val="000000" w:themeColor="text1"/>
         </w:rPr>
         <w:t xml:space="preserve"> are from the overall mean</w:t>
       </w:r>
@@ -1060,6 +1256,7 @@
         <m:r>
           <w:rPr>
             <w:rFonts w:ascii="Cambria Math" w:hAnsi="Cambria Math"/>
+            <w:color w:val="000000" w:themeColor="text1"/>
           </w:rPr>
           <m:t xml:space="preserve"> </m:t>
         </m:r>
@@ -1070,6 +1267,7 @@
               <w:rPr>
                 <w:rFonts w:ascii="Cambria Math" w:hAnsi="Cambria Math"/>
                 <w:i/>
+                <w:color w:val="000000" w:themeColor="text1"/>
               </w:rPr>
             </m:ctrlPr>
           </m:accPr>
@@ -1081,6 +1279,7 @@
                   <w:rPr>
                     <w:rFonts w:ascii="Cambria Math" w:hAnsi="Cambria Math"/>
                     <w:i/>
+                    <w:color w:val="000000" w:themeColor="text1"/>
                   </w:rPr>
                 </m:ctrlPr>
               </m:accPr>
@@ -1088,6 +1287,7 @@
                 <m:r>
                   <w:rPr>
                     <w:rFonts w:ascii="Cambria Math" w:hAnsi="Cambria Math"/>
+                    <w:color w:val="000000" w:themeColor="text1"/>
                   </w:rPr>
                   <m:t>y</m:t>
                 </m:r>
@@ -1099,12 +1299,14 @@
       <w:r>
         <w:rPr>
           <w:rFonts w:ascii="Garamond" w:hAnsi="Garamond"/>
+          <w:color w:val="000000" w:themeColor="text1"/>
         </w:rPr>
         <w:t xml:space="preserve"> </w:t>
       </w:r>
       <w:r>
         <w:rPr>
           <w:rFonts w:ascii="Garamond" w:hAnsi="Garamond"/>
+          <w:color w:val="000000" w:themeColor="text1"/>
         </w:rPr>
         <w:t xml:space="preserve">(the grand mean across all observations). It is the </w:t>
       </w:r>
@@ -1113,12 +1315,14 @@
           <w:rFonts w:ascii="Garamond" w:hAnsi="Garamond"/>
           <w:b/>
           <w:bCs/>
+          <w:color w:val="000000" w:themeColor="text1"/>
         </w:rPr>
         <w:t>signal</w:t>
       </w:r>
       <w:r>
         <w:rPr>
           <w:rFonts w:ascii="Garamond" w:hAnsi="Garamond"/>
+          <w:color w:val="000000" w:themeColor="text1"/>
         </w:rPr>
         <w:t xml:space="preserve"> — evidence that the groups </w:t>
       </w:r>
@@ -1126,6 +1330,7 @@
       <w:r>
         <w:rPr>
           <w:rFonts w:ascii="Garamond" w:hAnsi="Garamond"/>
+          <w:color w:val="000000" w:themeColor="text1"/>
         </w:rPr>
         <w:t>actually differ</w:t>
       </w:r>
@@ -1133,6 +1338,7 @@
       <w:r>
         <w:rPr>
           <w:rFonts w:ascii="Garamond" w:hAnsi="Garamond"/>
+          <w:color w:val="000000" w:themeColor="text1"/>
         </w:rPr>
         <w:t>.</w:t>
       </w:r>
@@ -1142,6 +1348,7 @@
         <w:spacing w:before="120" w:after="120"/>
         <w:rPr>
           <w:rFonts w:ascii="Garamond" w:hAnsi="Garamond"/>
+          <w:color w:val="000000" w:themeColor="text1"/>
         </w:rPr>
       </w:pPr>
     </w:p>
@@ -1150,11 +1357,13 @@
         <w:spacing w:before="60" w:after="100"/>
         <w:rPr>
           <w:rFonts w:ascii="Garamond" w:hAnsi="Garamond"/>
-        </w:rPr>
-      </w:pPr>
-      <w:r>
-        <w:rPr>
-          <w:rFonts w:ascii="Garamond" w:hAnsi="Garamond"/>
+          <w:color w:val="000000" w:themeColor="text1"/>
+        </w:rPr>
+      </w:pPr>
+      <w:r>
+        <w:rPr>
+          <w:rFonts w:ascii="Garamond" w:hAnsi="Garamond"/>
+          <w:color w:val="000000" w:themeColor="text1"/>
         </w:rPr>
         <w:t xml:space="preserve">Using the data from the study: group means are </w:t>
       </w:r>
@@ -1165,6 +1374,7 @@
               <w:rPr>
                 <w:rFonts w:ascii="Cambria Math" w:hAnsi="Cambria Math"/>
                 <w:i/>
+                <w:color w:val="000000" w:themeColor="text1"/>
                 <w:sz w:val="20"/>
                 <w:szCs w:val="20"/>
               </w:rPr>
@@ -1178,6 +1388,7 @@
                   <w:rPr>
                     <w:rFonts w:ascii="Cambria Math" w:hAnsi="Cambria Math"/>
                     <w:i/>
+                    <w:color w:val="000000" w:themeColor="text1"/>
                   </w:rPr>
                 </m:ctrlPr>
               </m:accPr>
@@ -1185,6 +1396,7 @@
                 <m:r>
                   <w:rPr>
                     <w:rFonts w:ascii="Cambria Math" w:hAnsi="Cambria Math"/>
+                    <w:color w:val="000000" w:themeColor="text1"/>
                   </w:rPr>
                   <m:t>y</m:t>
                 </m:r>
@@ -1192,6 +1404,7 @@
                   <w:rPr>
                     <w:rFonts w:ascii="Cambria Math" w:eastAsia="Courier New" w:hAnsi="Cambria Math" w:cs="Courier New"/>
                     <w:i/>
+                    <w:color w:val="000000" w:themeColor="text1"/>
                     <w:sz w:val="20"/>
                     <w:szCs w:val="20"/>
                   </w:rPr>
@@ -1203,6 +1416,7 @@
             <m:r>
               <w:rPr>
                 <w:rFonts w:ascii="Cambria Math" w:hAnsi="Cambria Math"/>
+                <w:color w:val="000000" w:themeColor="text1"/>
                 <w:sz w:val="20"/>
                 <w:szCs w:val="20"/>
               </w:rPr>
@@ -1214,12 +1428,14 @@
       <w:r>
         <w:rPr>
           <w:rFonts w:ascii="Garamond" w:hAnsi="Garamond"/>
+          <w:color w:val="000000" w:themeColor="text1"/>
         </w:rPr>
         <w:t xml:space="preserve"> </w:t>
       </w:r>
       <w:r>
         <w:rPr>
           <w:rFonts w:ascii="Garamond" w:eastAsia="Courier New" w:hAnsi="Garamond" w:cs="Courier New"/>
+          <w:color w:val="000000" w:themeColor="text1"/>
           <w:sz w:val="20"/>
           <w:szCs w:val="20"/>
         </w:rPr>
@@ -1228,18 +1444,21 @@
       <w:r>
         <w:rPr>
           <w:rFonts w:ascii="Garamond" w:hAnsi="Garamond"/>
+          <w:color w:val="000000" w:themeColor="text1"/>
         </w:rPr>
         <w:t>,</w:t>
       </w:r>
       <w:r>
         <w:rPr>
           <w:rFonts w:ascii="Garamond" w:hAnsi="Garamond"/>
+          <w:color w:val="000000" w:themeColor="text1"/>
         </w:rPr>
         <w:t xml:space="preserve"> </w:t>
       </w:r>
       <w:r>
         <w:rPr>
           <w:rFonts w:ascii="Garamond" w:hAnsi="Garamond"/>
+          <w:color w:val="000000" w:themeColor="text1"/>
         </w:rPr>
         <w:t xml:space="preserve"> </w:t>
       </w:r>
@@ -1250,6 +1469,7 @@
               <w:rPr>
                 <w:rFonts w:ascii="Cambria Math" w:hAnsi="Cambria Math"/>
                 <w:i/>
+                <w:color w:val="000000" w:themeColor="text1"/>
                 <w:sz w:val="20"/>
                 <w:szCs w:val="20"/>
               </w:rPr>
@@ -1263,6 +1483,7 @@
                   <w:rPr>
                     <w:rFonts w:ascii="Cambria Math" w:hAnsi="Cambria Math"/>
                     <w:i/>
+                    <w:color w:val="000000" w:themeColor="text1"/>
                   </w:rPr>
                 </m:ctrlPr>
               </m:accPr>
@@ -1270,6 +1491,7 @@
                 <m:r>
                   <w:rPr>
                     <w:rFonts w:ascii="Cambria Math" w:hAnsi="Cambria Math"/>
+                    <w:color w:val="000000" w:themeColor="text1"/>
                   </w:rPr>
                   <m:t>y</m:t>
                 </m:r>
@@ -1277,6 +1499,7 @@
                   <w:rPr>
                     <w:rFonts w:ascii="Cambria Math" w:eastAsia="Courier New" w:hAnsi="Cambria Math" w:cs="Courier New"/>
                     <w:i/>
+                    <w:color w:val="000000" w:themeColor="text1"/>
                     <w:sz w:val="20"/>
                     <w:szCs w:val="20"/>
                   </w:rPr>
@@ -1288,6 +1511,7 @@
             <m:r>
               <w:rPr>
                 <w:rFonts w:ascii="Cambria Math" w:hAnsi="Cambria Math"/>
+                <w:color w:val="000000" w:themeColor="text1"/>
                 <w:sz w:val="20"/>
                 <w:szCs w:val="20"/>
               </w:rPr>
@@ -1299,12 +1523,14 @@
       <w:r>
         <w:rPr>
           <w:rFonts w:ascii="Garamond" w:hAnsi="Garamond"/>
+          <w:color w:val="000000" w:themeColor="text1"/>
         </w:rPr>
         <w:t xml:space="preserve"> </w:t>
       </w:r>
       <w:r>
         <w:rPr>
           <w:rFonts w:ascii="Garamond" w:eastAsia="Courier New" w:hAnsi="Garamond" w:cs="Courier New"/>
+          <w:color w:val="000000" w:themeColor="text1"/>
           <w:sz w:val="20"/>
           <w:szCs w:val="20"/>
         </w:rPr>
@@ -1313,6 +1539,7 @@
       <w:r>
         <w:rPr>
           <w:rFonts w:ascii="Garamond" w:hAnsi="Garamond"/>
+          <w:color w:val="000000" w:themeColor="text1"/>
         </w:rPr>
         <w:t xml:space="preserve">, </w:t>
       </w:r>
@@ -1323,6 +1550,7 @@
               <w:rPr>
                 <w:rFonts w:ascii="Cambria Math" w:hAnsi="Cambria Math"/>
                 <w:i/>
+                <w:color w:val="000000" w:themeColor="text1"/>
                 <w:sz w:val="20"/>
                 <w:szCs w:val="20"/>
               </w:rPr>
@@ -1336,6 +1564,7 @@
                   <w:rPr>
                     <w:rFonts w:ascii="Cambria Math" w:hAnsi="Cambria Math"/>
                     <w:i/>
+                    <w:color w:val="000000" w:themeColor="text1"/>
                   </w:rPr>
                 </m:ctrlPr>
               </m:accPr>
@@ -1343,6 +1572,7 @@
                 <m:r>
                   <w:rPr>
                     <w:rFonts w:ascii="Cambria Math" w:hAnsi="Cambria Math"/>
+                    <w:color w:val="000000" w:themeColor="text1"/>
                   </w:rPr>
                   <m:t>y</m:t>
                 </m:r>
@@ -1350,6 +1580,7 @@
                   <w:rPr>
                     <w:rFonts w:ascii="Cambria Math" w:eastAsia="Courier New" w:hAnsi="Cambria Math" w:cs="Courier New"/>
                     <w:i/>
+                    <w:color w:val="000000" w:themeColor="text1"/>
                     <w:sz w:val="20"/>
                     <w:szCs w:val="20"/>
                   </w:rPr>
@@ -1361,6 +1592,7 @@
             <m:r>
               <w:rPr>
                 <w:rFonts w:ascii="Cambria Math" w:hAnsi="Cambria Math"/>
+                <w:color w:val="000000" w:themeColor="text1"/>
                 <w:sz w:val="20"/>
                 <w:szCs w:val="20"/>
               </w:rPr>
@@ -1372,12 +1604,14 @@
       <w:r>
         <w:rPr>
           <w:rFonts w:ascii="Garamond" w:hAnsi="Garamond"/>
+          <w:color w:val="000000" w:themeColor="text1"/>
         </w:rPr>
         <w:t xml:space="preserve"> </w:t>
       </w:r>
       <w:r>
         <w:rPr>
           <w:rFonts w:ascii="Garamond" w:eastAsia="Courier New" w:hAnsi="Garamond" w:cs="Courier New"/>
+          <w:color w:val="000000" w:themeColor="text1"/>
           <w:sz w:val="20"/>
           <w:szCs w:val="20"/>
         </w:rPr>
@@ -1386,6 +1620,7 @@
       <w:r>
         <w:rPr>
           <w:rFonts w:ascii="Garamond" w:hAnsi="Garamond"/>
+          <w:color w:val="000000" w:themeColor="text1"/>
         </w:rPr>
         <w:t xml:space="preserve">, and the overall mean is </w:t>
       </w:r>
@@ -1393,6 +1628,7 @@
         <m:r>
           <w:rPr>
             <w:rFonts w:ascii="Cambria Math" w:hAnsi="Cambria Math"/>
+            <w:color w:val="000000" w:themeColor="text1"/>
           </w:rPr>
           <m:t xml:space="preserve"> </m:t>
         </m:r>
@@ -1403,6 +1639,7 @@
               <w:rPr>
                 <w:rFonts w:ascii="Cambria Math" w:hAnsi="Cambria Math"/>
                 <w:i/>
+                <w:color w:val="000000" w:themeColor="text1"/>
               </w:rPr>
             </m:ctrlPr>
           </m:accPr>
@@ -1414,6 +1651,7 @@
                   <w:rPr>
                     <w:rFonts w:ascii="Cambria Math" w:hAnsi="Cambria Math"/>
                     <w:i/>
+                    <w:color w:val="000000" w:themeColor="text1"/>
                   </w:rPr>
                 </m:ctrlPr>
               </m:accPr>
@@ -1421,6 +1659,7 @@
                 <m:r>
                   <w:rPr>
                     <w:rFonts w:ascii="Cambria Math" w:hAnsi="Cambria Math"/>
+                    <w:color w:val="000000" w:themeColor="text1"/>
                   </w:rPr>
                   <m:t>y</m:t>
                 </m:r>
@@ -1432,6 +1671,7 @@
       <w:r>
         <w:rPr>
           <w:rFonts w:ascii="Garamond" w:eastAsia="Courier New" w:hAnsi="Garamond" w:cs="Courier New"/>
+          <w:color w:val="000000" w:themeColor="text1"/>
           <w:sz w:val="20"/>
           <w:szCs w:val="20"/>
         </w:rPr>
@@ -1440,6 +1680,7 @@
       <w:r>
         <w:rPr>
           <w:rFonts w:ascii="Garamond" w:hAnsi="Garamond"/>
+          <w:color w:val="000000" w:themeColor="text1"/>
         </w:rPr>
         <w:t>.</w:t>
       </w:r>
@@ -1449,6 +1690,7 @@
         <w:spacing w:before="160" w:after="160"/>
         <w:rPr>
           <w:rFonts w:ascii="Garamond" w:hAnsi="Garamond"/>
+          <w:color w:val="000000" w:themeColor="text1"/>
         </w:rPr>
       </w:pPr>
     </w:p>
@@ -1457,6 +1699,7 @@
         <w:spacing w:before="160" w:after="80"/>
         <w:rPr>
           <w:rFonts w:ascii="Garamond" w:hAnsi="Garamond"/>
+          <w:color w:val="000000" w:themeColor="text1"/>
         </w:rPr>
       </w:pPr>
       <w:r>
@@ -1464,26 +1707,15 @@
           <w:rFonts w:ascii="Garamond" w:hAnsi="Garamond"/>
           <w:b/>
           <w:bCs/>
-          <w:color w:val="154734"/>
+          <w:color w:val="000000" w:themeColor="text1"/>
         </w:rPr>
         <w:t>2a   Calculate deviations</w:t>
       </w:r>
     </w:p>
     <w:tbl>
       <w:tblPr>
+        <w:tblStyle w:val="TableGrid"/>
         <w:tblW w:w="9360" w:type="dxa"/>
-        <w:tblBorders>
-          <w:top w:val="single" w:sz="4" w:space="0" w:color="auto"/>
-          <w:left w:val="single" w:sz="4" w:space="0" w:color="auto"/>
-          <w:bottom w:val="single" w:sz="4" w:space="0" w:color="auto"/>
-          <w:right w:val="single" w:sz="4" w:space="0" w:color="auto"/>
-          <w:insideH w:val="single" w:sz="4" w:space="0" w:color="auto"/>
-          <w:insideV w:val="single" w:sz="4" w:space="0" w:color="auto"/>
-        </w:tblBorders>
-        <w:tblCellMar>
-          <w:left w:w="10" w:type="dxa"/>
-          <w:right w:w="10" w:type="dxa"/>
-        </w:tblCellMar>
         <w:tblLook w:val="04A0" w:firstRow="1" w:lastRow="0" w:firstColumn="1" w:lastColumn="0" w:noHBand="0" w:noVBand="1"/>
       </w:tblPr>
       <w:tblGrid>
@@ -1493,37 +1725,16 @@
         <w:gridCol w:w="2760"/>
       </w:tblGrid>
       <w:tr>
-        <w:tblPrEx>
-          <w:tblCellMar>
-            <w:top w:w="0" w:type="dxa"/>
-            <w:bottom w:w="0" w:type="dxa"/>
-          </w:tblCellMar>
-        </w:tblPrEx>
-        <w:trPr>
-          <w:tblHeader/>
-        </w:trPr>
         <w:tc>
           <w:tcPr>
             <w:tcW w:w="1800" w:type="dxa"/>
-            <w:tcBorders>
-              <w:top w:val="single" w:sz="4" w:space="0" w:color="DDD8CC"/>
-              <w:left w:val="single" w:sz="4" w:space="0" w:color="DDD8CC"/>
-              <w:bottom w:val="single" w:sz="4" w:space="0" w:color="DDD8CC"/>
-              <w:right w:val="single" w:sz="4" w:space="0" w:color="DDD8CC"/>
-            </w:tcBorders>
-            <w:shd w:val="clear" w:color="auto" w:fill="EDF7F2"/>
-            <w:tcMar>
-              <w:top w:w="80" w:type="dxa"/>
-              <w:left w:w="120" w:type="dxa"/>
-              <w:bottom w:w="80" w:type="dxa"/>
-              <w:right w:w="120" w:type="dxa"/>
-            </w:tcMar>
           </w:tcPr>
           <w:p>
             <w:pPr>
               <w:spacing w:before="60" w:after="100"/>
               <w:rPr>
                 <w:rFonts w:ascii="Garamond" w:hAnsi="Garamond"/>
+                <w:color w:val="000000" w:themeColor="text1"/>
               </w:rPr>
             </w:pPr>
             <w:r>
@@ -1531,6 +1742,7 @@
                 <w:rFonts w:ascii="Garamond" w:hAnsi="Garamond"/>
                 <w:b/>
                 <w:bCs/>
+                <w:color w:val="000000" w:themeColor="text1"/>
               </w:rPr>
               <w:t>Group</w:t>
             </w:r>
@@ -1539,25 +1751,13 @@
         <w:tc>
           <w:tcPr>
             <w:tcW w:w="2400" w:type="dxa"/>
-            <w:tcBorders>
-              <w:top w:val="single" w:sz="4" w:space="0" w:color="DDD8CC"/>
-              <w:left w:val="single" w:sz="4" w:space="0" w:color="DDD8CC"/>
-              <w:bottom w:val="single" w:sz="4" w:space="0" w:color="DDD8CC"/>
-              <w:right w:val="single" w:sz="4" w:space="0" w:color="DDD8CC"/>
-            </w:tcBorders>
-            <w:shd w:val="clear" w:color="auto" w:fill="EDF7F2"/>
-            <w:tcMar>
-              <w:top w:w="80" w:type="dxa"/>
-              <w:left w:w="120" w:type="dxa"/>
-              <w:bottom w:w="80" w:type="dxa"/>
-              <w:right w:w="120" w:type="dxa"/>
-            </w:tcMar>
           </w:tcPr>
           <w:p>
             <w:pPr>
               <w:spacing w:before="60" w:after="100"/>
               <w:rPr>
                 <w:rFonts w:ascii="Garamond" w:hAnsi="Garamond"/>
+                <w:color w:val="000000" w:themeColor="text1"/>
               </w:rPr>
             </w:pPr>
             <w:r>
@@ -1565,12 +1765,14 @@
                 <w:rFonts w:ascii="Garamond" w:hAnsi="Garamond"/>
                 <w:b/>
                 <w:bCs/>
+                <w:color w:val="000000" w:themeColor="text1"/>
               </w:rPr>
               <w:t xml:space="preserve">Group Mean </w:t>
             </w:r>
             <w:r>
               <w:rPr>
                 <w:rFonts w:ascii="Garamond" w:hAnsi="Garamond"/>
+                <w:color w:val="000000" w:themeColor="text1"/>
               </w:rPr>
               <w:t> </w:t>
             </w:r>
@@ -1581,6 +1783,7 @@
                     <w:rPr>
                       <w:rFonts w:ascii="Cambria Math" w:hAnsi="Cambria Math"/>
                       <w:i/>
+                      <w:color w:val="000000" w:themeColor="text1"/>
                       <w:sz w:val="20"/>
                       <w:szCs w:val="20"/>
                     </w:rPr>
@@ -1594,6 +1797,7 @@
                         <w:rPr>
                           <w:rFonts w:ascii="Cambria Math" w:hAnsi="Cambria Math"/>
                           <w:i/>
+                          <w:color w:val="000000" w:themeColor="text1"/>
                         </w:rPr>
                       </m:ctrlPr>
                     </m:accPr>
@@ -1601,6 +1805,7 @@
                       <m:r>
                         <w:rPr>
                           <w:rFonts w:ascii="Cambria Math" w:hAnsi="Cambria Math"/>
+                          <w:color w:val="000000" w:themeColor="text1"/>
                         </w:rPr>
                         <m:t>y</m:t>
                       </m:r>
@@ -1608,6 +1813,7 @@
                         <w:rPr>
                           <w:rFonts w:ascii="Cambria Math" w:eastAsia="Courier New" w:hAnsi="Cambria Math" w:cs="Courier New"/>
                           <w:i/>
+                          <w:color w:val="000000" w:themeColor="text1"/>
                           <w:sz w:val="20"/>
                           <w:szCs w:val="20"/>
                         </w:rPr>
@@ -1619,6 +1825,7 @@
                   <m:r>
                     <w:rPr>
                       <w:rFonts w:ascii="Cambria Math" w:hAnsi="Cambria Math"/>
+                      <w:color w:val="000000" w:themeColor="text1"/>
                       <w:sz w:val="20"/>
                       <w:szCs w:val="20"/>
                     </w:rPr>
@@ -1632,25 +1839,13 @@
         <w:tc>
           <w:tcPr>
             <w:tcW w:w="2400" w:type="dxa"/>
-            <w:tcBorders>
-              <w:top w:val="single" w:sz="4" w:space="0" w:color="DDD8CC"/>
-              <w:left w:val="single" w:sz="4" w:space="0" w:color="DDD8CC"/>
-              <w:bottom w:val="single" w:sz="4" w:space="0" w:color="DDD8CC"/>
-              <w:right w:val="single" w:sz="4" w:space="0" w:color="DDD8CC"/>
-            </w:tcBorders>
-            <w:shd w:val="clear" w:color="auto" w:fill="EDF7F2"/>
-            <w:tcMar>
-              <w:top w:w="80" w:type="dxa"/>
-              <w:left w:w="120" w:type="dxa"/>
-              <w:bottom w:w="80" w:type="dxa"/>
-              <w:right w:w="120" w:type="dxa"/>
-            </w:tcMar>
           </w:tcPr>
           <w:p>
             <w:pPr>
               <w:spacing w:before="60" w:after="100"/>
               <w:rPr>
                 <w:rFonts w:ascii="Garamond" w:hAnsi="Garamond"/>
+                <w:color w:val="000000" w:themeColor="text1"/>
               </w:rPr>
             </w:pPr>
             <w:r>
@@ -1658,6 +1853,7 @@
                 <w:rFonts w:ascii="Garamond" w:hAnsi="Garamond"/>
                 <w:b/>
                 <w:bCs/>
+                <w:color w:val="000000" w:themeColor="text1"/>
               </w:rPr>
               <w:t xml:space="preserve">Overall Mean </w:t>
             </w:r>
@@ -1669,6 +1865,7 @@
                     <w:rPr>
                       <w:rFonts w:ascii="Cambria Math" w:hAnsi="Cambria Math"/>
                       <w:i/>
+                      <w:color w:val="000000" w:themeColor="text1"/>
                     </w:rPr>
                   </m:ctrlPr>
                 </m:accPr>
@@ -1680,6 +1877,7 @@
                         <w:rPr>
                           <w:rFonts w:ascii="Cambria Math" w:hAnsi="Cambria Math"/>
                           <w:i/>
+                          <w:color w:val="000000" w:themeColor="text1"/>
                         </w:rPr>
                       </m:ctrlPr>
                     </m:accPr>
@@ -1687,6 +1885,7 @@
                       <m:r>
                         <w:rPr>
                           <w:rFonts w:ascii="Cambria Math" w:hAnsi="Cambria Math"/>
+                          <w:color w:val="000000" w:themeColor="text1"/>
                         </w:rPr>
                         <m:t>y</m:t>
                       </m:r>
@@ -1700,25 +1899,13 @@
         <w:tc>
           <w:tcPr>
             <w:tcW w:w="2760" w:type="dxa"/>
-            <w:tcBorders>
-              <w:top w:val="single" w:sz="4" w:space="0" w:color="DDD8CC"/>
-              <w:left w:val="single" w:sz="4" w:space="0" w:color="DDD8CC"/>
-              <w:bottom w:val="single" w:sz="4" w:space="0" w:color="DDD8CC"/>
-              <w:right w:val="single" w:sz="4" w:space="0" w:color="DDD8CC"/>
-            </w:tcBorders>
-            <w:shd w:val="clear" w:color="auto" w:fill="EDF7F2"/>
-            <w:tcMar>
-              <w:top w:w="80" w:type="dxa"/>
-              <w:left w:w="120" w:type="dxa"/>
-              <w:bottom w:w="80" w:type="dxa"/>
-              <w:right w:w="120" w:type="dxa"/>
-            </w:tcMar>
           </w:tcPr>
           <w:p>
             <w:pPr>
               <w:spacing w:before="60" w:after="100"/>
               <w:rPr>
                 <w:rFonts w:ascii="Garamond" w:hAnsi="Garamond"/>
+                <w:color w:val="000000" w:themeColor="text1"/>
               </w:rPr>
             </w:pPr>
             <w:r>
@@ -1726,12 +1913,14 @@
                 <w:rFonts w:ascii="Garamond" w:hAnsi="Garamond"/>
                 <w:b/>
                 <w:bCs/>
+                <w:color w:val="000000" w:themeColor="text1"/>
               </w:rPr>
               <w:t xml:space="preserve">Deviation </w:t>
             </w:r>
             <w:r>
               <w:rPr>
                 <w:rFonts w:ascii="Garamond" w:hAnsi="Garamond"/>
+                <w:color w:val="000000" w:themeColor="text1"/>
               </w:rPr>
               <w:t> </w:t>
             </w:r>
@@ -1742,6 +1931,7 @@
                     <w:rPr>
                       <w:rFonts w:ascii="Cambria Math" w:hAnsi="Cambria Math"/>
                       <w:i/>
+                      <w:color w:val="000000" w:themeColor="text1"/>
                       <w:sz w:val="20"/>
                       <w:szCs w:val="20"/>
                     </w:rPr>
@@ -1755,6 +1945,7 @@
                         <w:rPr>
                           <w:rFonts w:ascii="Cambria Math" w:hAnsi="Cambria Math"/>
                           <w:i/>
+                          <w:color w:val="000000" w:themeColor="text1"/>
                         </w:rPr>
                       </m:ctrlPr>
                     </m:accPr>
@@ -1762,6 +1953,7 @@
                       <m:r>
                         <w:rPr>
                           <w:rFonts w:ascii="Cambria Math" w:hAnsi="Cambria Math"/>
+                          <w:color w:val="000000" w:themeColor="text1"/>
                         </w:rPr>
                         <m:t>y</m:t>
                       </m:r>
@@ -1769,6 +1961,7 @@
                         <w:rPr>
                           <w:rFonts w:ascii="Cambria Math" w:eastAsia="Courier New" w:hAnsi="Cambria Math" w:cs="Courier New"/>
                           <w:i/>
+                          <w:color w:val="000000" w:themeColor="text1"/>
                           <w:sz w:val="20"/>
                           <w:szCs w:val="20"/>
                         </w:rPr>
@@ -1780,6 +1973,7 @@
                   <m:r>
                     <w:rPr>
                       <w:rFonts w:ascii="Cambria Math" w:hAnsi="Cambria Math"/>
+                      <w:color w:val="000000" w:themeColor="text1"/>
                       <w:sz w:val="20"/>
                       <w:szCs w:val="20"/>
                     </w:rPr>
@@ -1791,6 +1985,7 @@
             <w:r>
               <w:rPr>
                 <w:rFonts w:ascii="Garamond" w:hAnsi="Garamond"/>
+                <w:color w:val="000000" w:themeColor="text1"/>
               </w:rPr>
               <w:t xml:space="preserve"> </w:t>
             </w:r>
@@ -1799,6 +1994,7 @@
                 <w:rFonts w:ascii="Garamond" w:hAnsi="Garamond"/>
                 <w:b/>
                 <w:bCs/>
+                <w:color w:val="000000" w:themeColor="text1"/>
               </w:rPr>
               <w:t>–</w:t>
             </w:r>
@@ -1807,6 +2003,7 @@
                 <w:rFonts w:ascii="Garamond" w:hAnsi="Garamond"/>
                 <w:b/>
                 <w:bCs/>
+                <w:color w:val="000000" w:themeColor="text1"/>
               </w:rPr>
               <w:t xml:space="preserve"> </w:t>
             </w:r>
@@ -1818,6 +2015,7 @@
                     <w:rPr>
                       <w:rFonts w:ascii="Cambria Math" w:hAnsi="Cambria Math"/>
                       <w:i/>
+                      <w:color w:val="000000" w:themeColor="text1"/>
                     </w:rPr>
                   </m:ctrlPr>
                 </m:accPr>
@@ -1829,6 +2027,7 @@
                         <w:rPr>
                           <w:rFonts w:ascii="Cambria Math" w:hAnsi="Cambria Math"/>
                           <w:i/>
+                          <w:color w:val="000000" w:themeColor="text1"/>
                         </w:rPr>
                       </m:ctrlPr>
                     </m:accPr>
@@ -1836,6 +2035,7 @@
                       <m:r>
                         <w:rPr>
                           <w:rFonts w:ascii="Cambria Math" w:hAnsi="Cambria Math"/>
+                          <w:color w:val="000000" w:themeColor="text1"/>
                         </w:rPr>
                         <m:t>y</m:t>
                       </m:r>
@@ -1848,33 +2048,16 @@
         </w:tc>
       </w:tr>
       <w:tr>
-        <w:tblPrEx>
-          <w:tblCellMar>
-            <w:top w:w="0" w:type="dxa"/>
-            <w:bottom w:w="0" w:type="dxa"/>
-          </w:tblCellMar>
-        </w:tblPrEx>
         <w:tc>
           <w:tcPr>
             <w:tcW w:w="1800" w:type="dxa"/>
-            <w:tcBorders>
-              <w:top w:val="single" w:sz="4" w:space="0" w:color="DDD8CC"/>
-              <w:left w:val="single" w:sz="4" w:space="0" w:color="DDD8CC"/>
-              <w:bottom w:val="single" w:sz="4" w:space="0" w:color="DDD8CC"/>
-              <w:right w:val="single" w:sz="4" w:space="0" w:color="DDD8CC"/>
-            </w:tcBorders>
-            <w:tcMar>
-              <w:top w:w="80" w:type="dxa"/>
-              <w:left w:w="120" w:type="dxa"/>
-              <w:bottom w:w="80" w:type="dxa"/>
-              <w:right w:w="120" w:type="dxa"/>
-            </w:tcMar>
           </w:tcPr>
           <w:p>
             <w:pPr>
               <w:spacing w:before="60" w:after="100"/>
               <w:rPr>
                 <w:rFonts w:ascii="Garamond" w:hAnsi="Garamond"/>
+                <w:color w:val="000000" w:themeColor="text1"/>
               </w:rPr>
             </w:pPr>
             <w:r>
@@ -1882,6 +2065,7 @@
                 <w:rFonts w:ascii="Garamond" w:hAnsi="Garamond"/>
                 <w:b/>
                 <w:bCs/>
+                <w:color w:val="000000" w:themeColor="text1"/>
               </w:rPr>
               <w:t>Group A</w:t>
             </w:r>
@@ -1890,29 +2074,19 @@
         <w:tc>
           <w:tcPr>
             <w:tcW w:w="2400" w:type="dxa"/>
-            <w:tcBorders>
-              <w:top w:val="single" w:sz="4" w:space="0" w:color="DDD8CC"/>
-              <w:left w:val="single" w:sz="4" w:space="0" w:color="DDD8CC"/>
-              <w:bottom w:val="single" w:sz="4" w:space="0" w:color="DDD8CC"/>
-              <w:right w:val="single" w:sz="4" w:space="0" w:color="DDD8CC"/>
-            </w:tcBorders>
-            <w:tcMar>
-              <w:top w:w="80" w:type="dxa"/>
-              <w:left w:w="120" w:type="dxa"/>
-              <w:bottom w:w="80" w:type="dxa"/>
-              <w:right w:w="120" w:type="dxa"/>
-            </w:tcMar>
           </w:tcPr>
           <w:p>
             <w:pPr>
               <w:spacing w:before="60" w:after="100"/>
               <w:rPr>
                 <w:rFonts w:ascii="Garamond" w:hAnsi="Garamond"/>
+                <w:color w:val="000000" w:themeColor="text1"/>
               </w:rPr>
             </w:pPr>
             <w:r>
               <w:rPr>
                 <w:rFonts w:ascii="Garamond" w:hAnsi="Garamond"/>
+                <w:color w:val="000000" w:themeColor="text1"/>
               </w:rPr>
               <w:t>72</w:t>
             </w:r>
@@ -1921,29 +2095,19 @@
         <w:tc>
           <w:tcPr>
             <w:tcW w:w="2400" w:type="dxa"/>
-            <w:tcBorders>
-              <w:top w:val="single" w:sz="4" w:space="0" w:color="DDD8CC"/>
-              <w:left w:val="single" w:sz="4" w:space="0" w:color="DDD8CC"/>
-              <w:bottom w:val="single" w:sz="4" w:space="0" w:color="DDD8CC"/>
-              <w:right w:val="single" w:sz="4" w:space="0" w:color="DDD8CC"/>
-            </w:tcBorders>
-            <w:tcMar>
-              <w:top w:w="80" w:type="dxa"/>
-              <w:left w:w="120" w:type="dxa"/>
-              <w:bottom w:w="80" w:type="dxa"/>
-              <w:right w:w="120" w:type="dxa"/>
-            </w:tcMar>
           </w:tcPr>
           <w:p>
             <w:pPr>
               <w:spacing w:before="60" w:after="100"/>
               <w:rPr>
                 <w:rFonts w:ascii="Garamond" w:hAnsi="Garamond"/>
+                <w:color w:val="000000" w:themeColor="text1"/>
               </w:rPr>
             </w:pPr>
             <w:r>
               <w:rPr>
                 <w:rFonts w:ascii="Garamond" w:hAnsi="Garamond"/>
+                <w:color w:val="000000" w:themeColor="text1"/>
               </w:rPr>
               <w:t>83</w:t>
             </w:r>
@@ -1952,30 +2116,19 @@
         <w:tc>
           <w:tcPr>
             <w:tcW w:w="2760" w:type="dxa"/>
-            <w:tcBorders>
-              <w:top w:val="single" w:sz="4" w:space="0" w:color="DDD8CC"/>
-              <w:left w:val="single" w:sz="4" w:space="0" w:color="DDD8CC"/>
-              <w:bottom w:val="single" w:sz="4" w:space="0" w:color="DDD8CC"/>
-              <w:right w:val="single" w:sz="4" w:space="0" w:color="DDD8CC"/>
-            </w:tcBorders>
-            <w:tcMar>
-              <w:top w:w="80" w:type="dxa"/>
-              <w:left w:w="120" w:type="dxa"/>
-              <w:bottom w:w="80" w:type="dxa"/>
-              <w:right w:w="120" w:type="dxa"/>
-            </w:tcMar>
           </w:tcPr>
           <w:p>
             <w:pPr>
               <w:spacing w:before="60" w:after="100"/>
               <w:rPr>
                 <w:rFonts w:ascii="Garamond" w:hAnsi="Garamond"/>
+                <w:color w:val="000000" w:themeColor="text1"/>
               </w:rPr>
             </w:pPr>
             <w:r>
               <w:rPr>
                 <w:rFonts w:ascii="Garamond" w:hAnsi="Garamond"/>
-                <w:color w:val="AAAAAA"/>
+                <w:color w:val="000000" w:themeColor="text1"/>
                 <w:u w:val="single"/>
               </w:rPr>
               <w:t>                  </w:t>
@@ -1984,33 +2137,16 @@
         </w:tc>
       </w:tr>
       <w:tr>
-        <w:tblPrEx>
-          <w:tblCellMar>
-            <w:top w:w="0" w:type="dxa"/>
-            <w:bottom w:w="0" w:type="dxa"/>
-          </w:tblCellMar>
-        </w:tblPrEx>
         <w:tc>
           <w:tcPr>
             <w:tcW w:w="1800" w:type="dxa"/>
-            <w:tcBorders>
-              <w:top w:val="single" w:sz="4" w:space="0" w:color="DDD8CC"/>
-              <w:left w:val="single" w:sz="4" w:space="0" w:color="DDD8CC"/>
-              <w:bottom w:val="single" w:sz="4" w:space="0" w:color="DDD8CC"/>
-              <w:right w:val="single" w:sz="4" w:space="0" w:color="DDD8CC"/>
-            </w:tcBorders>
-            <w:tcMar>
-              <w:top w:w="80" w:type="dxa"/>
-              <w:left w:w="120" w:type="dxa"/>
-              <w:bottom w:w="80" w:type="dxa"/>
-              <w:right w:w="120" w:type="dxa"/>
-            </w:tcMar>
           </w:tcPr>
           <w:p>
             <w:pPr>
               <w:spacing w:before="60" w:after="100"/>
               <w:rPr>
                 <w:rFonts w:ascii="Garamond" w:hAnsi="Garamond"/>
+                <w:color w:val="000000" w:themeColor="text1"/>
               </w:rPr>
             </w:pPr>
             <w:r>
@@ -2018,6 +2154,7 @@
                 <w:rFonts w:ascii="Garamond" w:hAnsi="Garamond"/>
                 <w:b/>
                 <w:bCs/>
+                <w:color w:val="000000" w:themeColor="text1"/>
               </w:rPr>
               <w:t>Group B</w:t>
             </w:r>
@@ -2026,29 +2163,19 @@
         <w:tc>
           <w:tcPr>
             <w:tcW w:w="2400" w:type="dxa"/>
-            <w:tcBorders>
-              <w:top w:val="single" w:sz="4" w:space="0" w:color="DDD8CC"/>
-              <w:left w:val="single" w:sz="4" w:space="0" w:color="DDD8CC"/>
-              <w:bottom w:val="single" w:sz="4" w:space="0" w:color="DDD8CC"/>
-              <w:right w:val="single" w:sz="4" w:space="0" w:color="DDD8CC"/>
-            </w:tcBorders>
-            <w:tcMar>
-              <w:top w:w="80" w:type="dxa"/>
-              <w:left w:w="120" w:type="dxa"/>
-              <w:bottom w:w="80" w:type="dxa"/>
-              <w:right w:w="120" w:type="dxa"/>
-            </w:tcMar>
           </w:tcPr>
           <w:p>
             <w:pPr>
               <w:spacing w:before="60" w:after="100"/>
               <w:rPr>
                 <w:rFonts w:ascii="Garamond" w:hAnsi="Garamond"/>
+                <w:color w:val="000000" w:themeColor="text1"/>
               </w:rPr>
             </w:pPr>
             <w:r>
               <w:rPr>
                 <w:rFonts w:ascii="Garamond" w:hAnsi="Garamond"/>
+                <w:color w:val="000000" w:themeColor="text1"/>
               </w:rPr>
               <w:t>85</w:t>
             </w:r>
@@ -2057,29 +2184,19 @@
         <w:tc>
           <w:tcPr>
             <w:tcW w:w="2400" w:type="dxa"/>
-            <w:tcBorders>
-              <w:top w:val="single" w:sz="4" w:space="0" w:color="DDD8CC"/>
-              <w:left w:val="single" w:sz="4" w:space="0" w:color="DDD8CC"/>
-              <w:bottom w:val="single" w:sz="4" w:space="0" w:color="DDD8CC"/>
-              <w:right w:val="single" w:sz="4" w:space="0" w:color="DDD8CC"/>
-            </w:tcBorders>
-            <w:tcMar>
-              <w:top w:w="80" w:type="dxa"/>
-              <w:left w:w="120" w:type="dxa"/>
-              <w:bottom w:w="80" w:type="dxa"/>
-              <w:right w:w="120" w:type="dxa"/>
-            </w:tcMar>
           </w:tcPr>
           <w:p>
             <w:pPr>
               <w:spacing w:before="60" w:after="100"/>
               <w:rPr>
                 <w:rFonts w:ascii="Garamond" w:hAnsi="Garamond"/>
+                <w:color w:val="000000" w:themeColor="text1"/>
               </w:rPr>
             </w:pPr>
             <w:r>
               <w:rPr>
                 <w:rFonts w:ascii="Garamond" w:hAnsi="Garamond"/>
+                <w:color w:val="000000" w:themeColor="text1"/>
               </w:rPr>
               <w:t>83</w:t>
             </w:r>
@@ -2088,30 +2205,19 @@
         <w:tc>
           <w:tcPr>
             <w:tcW w:w="2760" w:type="dxa"/>
-            <w:tcBorders>
-              <w:top w:val="single" w:sz="4" w:space="0" w:color="DDD8CC"/>
-              <w:left w:val="single" w:sz="4" w:space="0" w:color="DDD8CC"/>
-              <w:bottom w:val="single" w:sz="4" w:space="0" w:color="DDD8CC"/>
-              <w:right w:val="single" w:sz="4" w:space="0" w:color="DDD8CC"/>
-            </w:tcBorders>
-            <w:tcMar>
-              <w:top w:w="80" w:type="dxa"/>
-              <w:left w:w="120" w:type="dxa"/>
-              <w:bottom w:w="80" w:type="dxa"/>
-              <w:right w:w="120" w:type="dxa"/>
-            </w:tcMar>
           </w:tcPr>
           <w:p>
             <w:pPr>
               <w:spacing w:before="60" w:after="100"/>
               <w:rPr>
                 <w:rFonts w:ascii="Garamond" w:hAnsi="Garamond"/>
+                <w:color w:val="000000" w:themeColor="text1"/>
               </w:rPr>
             </w:pPr>
             <w:r>
               <w:rPr>
                 <w:rFonts w:ascii="Garamond" w:hAnsi="Garamond"/>
-                <w:color w:val="AAAAAA"/>
+                <w:color w:val="000000" w:themeColor="text1"/>
                 <w:u w:val="single"/>
               </w:rPr>
               <w:t>                  </w:t>
@@ -2120,33 +2226,16 @@
         </w:tc>
       </w:tr>
       <w:tr>
-        <w:tblPrEx>
-          <w:tblCellMar>
-            <w:top w:w="0" w:type="dxa"/>
-            <w:bottom w:w="0" w:type="dxa"/>
-          </w:tblCellMar>
-        </w:tblPrEx>
         <w:tc>
           <w:tcPr>
             <w:tcW w:w="1800" w:type="dxa"/>
-            <w:tcBorders>
-              <w:top w:val="single" w:sz="4" w:space="0" w:color="DDD8CC"/>
-              <w:left w:val="single" w:sz="4" w:space="0" w:color="DDD8CC"/>
-              <w:bottom w:val="single" w:sz="4" w:space="0" w:color="DDD8CC"/>
-              <w:right w:val="single" w:sz="4" w:space="0" w:color="DDD8CC"/>
-            </w:tcBorders>
-            <w:tcMar>
-              <w:top w:w="80" w:type="dxa"/>
-              <w:left w:w="120" w:type="dxa"/>
-              <w:bottom w:w="80" w:type="dxa"/>
-              <w:right w:w="120" w:type="dxa"/>
-            </w:tcMar>
           </w:tcPr>
           <w:p>
             <w:pPr>
               <w:spacing w:before="60" w:after="100"/>
               <w:rPr>
                 <w:rFonts w:ascii="Garamond" w:hAnsi="Garamond"/>
+                <w:color w:val="000000" w:themeColor="text1"/>
               </w:rPr>
             </w:pPr>
             <w:r>
@@ -2154,6 +2243,7 @@
                 <w:rFonts w:ascii="Garamond" w:hAnsi="Garamond"/>
                 <w:b/>
                 <w:bCs/>
+                <w:color w:val="000000" w:themeColor="text1"/>
               </w:rPr>
               <w:t>Group C</w:t>
             </w:r>
@@ -2162,29 +2252,19 @@
         <w:tc>
           <w:tcPr>
             <w:tcW w:w="2400" w:type="dxa"/>
-            <w:tcBorders>
-              <w:top w:val="single" w:sz="4" w:space="0" w:color="DDD8CC"/>
-              <w:left w:val="single" w:sz="4" w:space="0" w:color="DDD8CC"/>
-              <w:bottom w:val="single" w:sz="4" w:space="0" w:color="DDD8CC"/>
-              <w:right w:val="single" w:sz="4" w:space="0" w:color="DDD8CC"/>
-            </w:tcBorders>
-            <w:tcMar>
-              <w:top w:w="80" w:type="dxa"/>
-              <w:left w:w="120" w:type="dxa"/>
-              <w:bottom w:w="80" w:type="dxa"/>
-              <w:right w:w="120" w:type="dxa"/>
-            </w:tcMar>
           </w:tcPr>
           <w:p>
             <w:pPr>
               <w:spacing w:before="60" w:after="100"/>
               <w:rPr>
                 <w:rFonts w:ascii="Garamond" w:hAnsi="Garamond"/>
+                <w:color w:val="000000" w:themeColor="text1"/>
               </w:rPr>
             </w:pPr>
             <w:r>
               <w:rPr>
                 <w:rFonts w:ascii="Garamond" w:hAnsi="Garamond"/>
+                <w:color w:val="000000" w:themeColor="text1"/>
               </w:rPr>
               <w:t>91</w:t>
             </w:r>
@@ -2193,29 +2273,19 @@
         <w:tc>
           <w:tcPr>
             <w:tcW w:w="2400" w:type="dxa"/>
-            <w:tcBorders>
-              <w:top w:val="single" w:sz="4" w:space="0" w:color="DDD8CC"/>
-              <w:left w:val="single" w:sz="4" w:space="0" w:color="DDD8CC"/>
-              <w:bottom w:val="single" w:sz="4" w:space="0" w:color="DDD8CC"/>
-              <w:right w:val="single" w:sz="4" w:space="0" w:color="DDD8CC"/>
-            </w:tcBorders>
-            <w:tcMar>
-              <w:top w:w="80" w:type="dxa"/>
-              <w:left w:w="120" w:type="dxa"/>
-              <w:bottom w:w="80" w:type="dxa"/>
-              <w:right w:w="120" w:type="dxa"/>
-            </w:tcMar>
           </w:tcPr>
           <w:p>
             <w:pPr>
               <w:spacing w:before="60" w:after="100"/>
               <w:rPr>
                 <w:rFonts w:ascii="Garamond" w:hAnsi="Garamond"/>
+                <w:color w:val="000000" w:themeColor="text1"/>
               </w:rPr>
             </w:pPr>
             <w:r>
               <w:rPr>
                 <w:rFonts w:ascii="Garamond" w:hAnsi="Garamond"/>
+                <w:color w:val="000000" w:themeColor="text1"/>
               </w:rPr>
               <w:t>83</w:t>
             </w:r>
@@ -2224,30 +2294,19 @@
         <w:tc>
           <w:tcPr>
             <w:tcW w:w="2760" w:type="dxa"/>
-            <w:tcBorders>
-              <w:top w:val="single" w:sz="4" w:space="0" w:color="DDD8CC"/>
-              <w:left w:val="single" w:sz="4" w:space="0" w:color="DDD8CC"/>
-              <w:bottom w:val="single" w:sz="4" w:space="0" w:color="DDD8CC"/>
-              <w:right w:val="single" w:sz="4" w:space="0" w:color="DDD8CC"/>
-            </w:tcBorders>
-            <w:tcMar>
-              <w:top w:w="80" w:type="dxa"/>
-              <w:left w:w="120" w:type="dxa"/>
-              <w:bottom w:w="80" w:type="dxa"/>
-              <w:right w:w="120" w:type="dxa"/>
-            </w:tcMar>
           </w:tcPr>
           <w:p>
             <w:pPr>
               <w:spacing w:before="60" w:after="100"/>
               <w:rPr>
                 <w:rFonts w:ascii="Garamond" w:hAnsi="Garamond"/>
+                <w:color w:val="000000" w:themeColor="text1"/>
               </w:rPr>
             </w:pPr>
             <w:r>
               <w:rPr>
                 <w:rFonts w:ascii="Garamond" w:hAnsi="Garamond"/>
-                <w:color w:val="AAAAAA"/>
+                <w:color w:val="000000" w:themeColor="text1"/>
                 <w:u w:val="single"/>
               </w:rPr>
               <w:t>                  </w:t>
@@ -2258,25 +2317,40 @@
     </w:tbl>
     <w:p>
       <w:pPr>
-        <w:spacing w:before="200" w:after="200"/>
-        <w:rPr>
-          <w:rFonts w:ascii="Garamond" w:hAnsi="Garamond"/>
-        </w:rPr>
-      </w:pPr>
-    </w:p>
-    <w:p>
-      <w:pPr>
         <w:spacing w:before="160" w:after="80"/>
-        <w:rPr>
-          <w:rFonts w:ascii="Garamond" w:hAnsi="Garamond"/>
-        </w:rPr>
-      </w:pPr>
-      <w:r>
         <w:rPr>
           <w:rFonts w:ascii="Garamond" w:hAnsi="Garamond"/>
           <w:b/>
           <w:bCs/>
-          <w:color w:val="154734"/>
+          <w:color w:val="000000" w:themeColor="text1"/>
+        </w:rPr>
+      </w:pPr>
+    </w:p>
+    <w:p>
+      <w:pPr>
+        <w:spacing w:before="160" w:after="80"/>
+        <w:rPr>
+          <w:rFonts w:ascii="Garamond" w:hAnsi="Garamond"/>
+          <w:b/>
+          <w:bCs/>
+          <w:color w:val="000000" w:themeColor="text1"/>
+        </w:rPr>
+      </w:pPr>
+    </w:p>
+    <w:p>
+      <w:pPr>
+        <w:spacing w:before="160" w:after="80"/>
+        <w:rPr>
+          <w:rFonts w:ascii="Garamond" w:hAnsi="Garamond"/>
+          <w:color w:val="000000" w:themeColor="text1"/>
+        </w:rPr>
+      </w:pPr>
+      <w:r>
+        <w:rPr>
+          <w:rFonts w:ascii="Garamond" w:hAnsi="Garamond"/>
+          <w:b/>
+          <w:bCs/>
+          <w:color w:val="000000" w:themeColor="text1"/>
         </w:rPr>
         <w:t>2b   Interpretation</w:t>
       </w:r>
@@ -2286,11 +2360,13 @@
         <w:spacing w:before="60" w:after="100"/>
         <w:rPr>
           <w:rFonts w:ascii="Garamond" w:hAnsi="Garamond"/>
-        </w:rPr>
-      </w:pPr>
-      <w:r>
-        <w:rPr>
-          <w:rFonts w:ascii="Garamond" w:hAnsi="Garamond"/>
+          <w:color w:val="000000" w:themeColor="text1"/>
+        </w:rPr>
+      </w:pPr>
+      <w:r>
+        <w:rPr>
+          <w:rFonts w:ascii="Garamond" w:hAnsi="Garamond"/>
+          <w:color w:val="000000" w:themeColor="text1"/>
         </w:rPr>
         <w:t>The group with the largest deviation from the overall mean is contributing most to between-group variability. Which group is it, and what does this suggest about the effectiveness of that study method?</w:t>
       </w:r>
@@ -2300,6 +2376,7 @@
         <w:spacing w:before="80" w:after="80"/>
         <w:rPr>
           <w:rFonts w:ascii="Garamond" w:hAnsi="Garamond"/>
+          <w:color w:val="000000" w:themeColor="text1"/>
         </w:rPr>
       </w:pPr>
     </w:p>
@@ -2308,6 +2385,7 @@
         <w:spacing w:before="200" w:after="200"/>
         <w:rPr>
           <w:rFonts w:ascii="Garamond" w:hAnsi="Garamond"/>
+          <w:color w:val="000000" w:themeColor="text1"/>
         </w:rPr>
       </w:pPr>
     </w:p>
@@ -2316,6 +2394,591 @@
         <w:spacing w:before="200" w:after="200"/>
         <w:rPr>
           <w:rFonts w:ascii="Garamond" w:hAnsi="Garamond"/>
+          <w:color w:val="000000" w:themeColor="text1"/>
+        </w:rPr>
+      </w:pPr>
+    </w:p>
+    <w:p>
+      <w:pPr>
+        <w:rPr>
+          <w:rFonts w:ascii="Garamond" w:hAnsi="Garamond"/>
+          <w:b/>
+          <w:bCs/>
+          <w:color w:val="000000" w:themeColor="text1"/>
+          <w:sz w:val="26"/>
+          <w:szCs w:val="26"/>
+        </w:rPr>
+      </w:pPr>
+      <w:r>
+        <w:rPr>
+          <w:rFonts w:ascii="Garamond" w:hAnsi="Garamond"/>
+          <w:b/>
+          <w:bCs/>
+          <w:color w:val="000000" w:themeColor="text1"/>
+          <w:sz w:val="26"/>
+          <w:szCs w:val="26"/>
+        </w:rPr>
+        <w:br w:type="page"/>
+      </w:r>
+    </w:p>
+    <w:p>
+      <w:pPr>
+        <w:pBdr>
+          <w:bottom w:val="single" w:sz="6" w:space="0" w:color="154734"/>
+        </w:pBdr>
+        <w:spacing w:before="280" w:after="100"/>
+        <w:rPr>
+          <w:rFonts w:ascii="Garamond" w:hAnsi="Garamond"/>
+          <w:color w:val="000000" w:themeColor="text1"/>
+        </w:rPr>
+      </w:pPr>
+      <w:r>
+        <w:rPr>
+          <w:rFonts w:ascii="Garamond" w:hAnsi="Garamond"/>
+          <w:b/>
+          <w:bCs/>
+          <w:color w:val="000000" w:themeColor="text1"/>
+          <w:sz w:val="26"/>
+          <w:szCs w:val="26"/>
+        </w:rPr>
+        <w:lastRenderedPageBreak/>
+        <w:t>3   The F-Ratio: Signal Over Noise</w:t>
+      </w:r>
+    </w:p>
+    <w:p>
+      <w:pPr>
+        <w:spacing w:before="60" w:after="100"/>
+        <w:rPr>
+          <w:rFonts w:ascii="Garamond" w:hAnsi="Garamond"/>
+          <w:color w:val="000000" w:themeColor="text1"/>
+        </w:rPr>
+      </w:pPr>
+      <w:r>
+        <w:rPr>
+          <w:rFonts w:ascii="Garamond" w:hAnsi="Garamond"/>
+          <w:color w:val="000000" w:themeColor="text1"/>
+        </w:rPr>
+        <w:t xml:space="preserve">The </w:t>
+      </w:r>
+      <w:r>
+        <w:rPr>
+          <w:rFonts w:ascii="Garamond" w:hAnsi="Garamond"/>
+          <w:b/>
+          <w:bCs/>
+          <w:color w:val="000000" w:themeColor="text1"/>
+        </w:rPr>
+        <w:t>F-statistic</w:t>
+      </w:r>
+      <w:r>
+        <w:rPr>
+          <w:rFonts w:ascii="Garamond" w:hAnsi="Garamond"/>
+          <w:color w:val="000000" w:themeColor="text1"/>
+        </w:rPr>
+        <w:t xml:space="preserve"> is computed as:</w:t>
+      </w:r>
+    </w:p>
+    <w:p>
+      <w:pPr>
+        <w:spacing w:before="120" w:after="120"/>
+        <w:jc w:val="center"/>
+        <w:rPr>
+          <w:rFonts w:ascii="Garamond" w:hAnsi="Garamond"/>
+          <w:color w:val="000000" w:themeColor="text1"/>
+        </w:rPr>
+      </w:pPr>
+      <w:proofErr w:type="gramStart"/>
+      <w:r>
+        <w:rPr>
+          <w:rFonts w:ascii="Garamond" w:eastAsia="Courier New" w:hAnsi="Garamond" w:cs="Courier New"/>
+          <w:color w:val="000000" w:themeColor="text1"/>
+          <w:sz w:val="20"/>
+          <w:szCs w:val="20"/>
+        </w:rPr>
+        <w:t>F  =</w:t>
+      </w:r>
+      <w:proofErr w:type="gramEnd"/>
+      <w:r>
+        <w:rPr>
+          <w:rFonts w:ascii="Garamond" w:eastAsia="Courier New" w:hAnsi="Garamond" w:cs="Courier New"/>
+          <w:color w:val="000000" w:themeColor="text1"/>
+          <w:sz w:val="20"/>
+          <w:szCs w:val="20"/>
+        </w:rPr>
+        <w:t xml:space="preserve">  Between-Group </w:t>
+      </w:r>
+      <w:r>
+        <w:rPr>
+          <w:rFonts w:ascii="Garamond" w:eastAsia="Courier New" w:hAnsi="Garamond" w:cs="Courier New"/>
+          <w:color w:val="000000" w:themeColor="text1"/>
+          <w:sz w:val="20"/>
+          <w:szCs w:val="20"/>
+        </w:rPr>
+        <w:t xml:space="preserve">Variability </w:t>
+      </w:r>
+      <w:proofErr w:type="gramStart"/>
+      <w:r>
+        <w:rPr>
+          <w:rFonts w:ascii="Garamond" w:eastAsia="Courier New" w:hAnsi="Garamond" w:cs="Courier New"/>
+          <w:color w:val="000000" w:themeColor="text1"/>
+          <w:sz w:val="20"/>
+          <w:szCs w:val="20"/>
+        </w:rPr>
+        <w:t>/</w:t>
+      </w:r>
+      <w:r>
+        <w:rPr>
+          <w:rFonts w:ascii="Garamond" w:eastAsia="Courier New" w:hAnsi="Garamond" w:cs="Courier New"/>
+          <w:color w:val="000000" w:themeColor="text1"/>
+          <w:sz w:val="20"/>
+          <w:szCs w:val="20"/>
+        </w:rPr>
+        <w:t xml:space="preserve">  Within</w:t>
+      </w:r>
+      <w:proofErr w:type="gramEnd"/>
+      <w:r>
+        <w:rPr>
+          <w:rFonts w:ascii="Garamond" w:eastAsia="Courier New" w:hAnsi="Garamond" w:cs="Courier New"/>
+          <w:color w:val="000000" w:themeColor="text1"/>
+          <w:sz w:val="20"/>
+          <w:szCs w:val="20"/>
+        </w:rPr>
+        <w:t xml:space="preserve">-Group Variability </w:t>
+      </w:r>
+      <w:proofErr w:type="gramStart"/>
+      <w:r>
+        <w:rPr>
+          <w:rFonts w:ascii="Garamond" w:eastAsia="Courier New" w:hAnsi="Garamond" w:cs="Courier New"/>
+          <w:color w:val="000000" w:themeColor="text1"/>
+          <w:sz w:val="20"/>
+          <w:szCs w:val="20"/>
+        </w:rPr>
+        <w:t>=  MSB</w:t>
+      </w:r>
+      <w:proofErr w:type="gramEnd"/>
+      <w:r>
+        <w:rPr>
+          <w:rFonts w:ascii="Garamond" w:eastAsia="Courier New" w:hAnsi="Garamond" w:cs="Courier New"/>
+          <w:color w:val="000000" w:themeColor="text1"/>
+          <w:sz w:val="20"/>
+          <w:szCs w:val="20"/>
+        </w:rPr>
+        <w:t xml:space="preserve"> / MSW</w:t>
+      </w:r>
+    </w:p>
+    <w:p>
+      <w:pPr>
+        <w:spacing w:before="160" w:after="80"/>
+        <w:rPr>
+          <w:rFonts w:ascii="Garamond" w:hAnsi="Garamond"/>
+          <w:color w:val="000000" w:themeColor="text1"/>
+        </w:rPr>
+      </w:pPr>
+      <w:r>
+        <w:rPr>
+          <w:rFonts w:ascii="Garamond" w:hAnsi="Garamond"/>
+          <w:b/>
+          <w:bCs/>
+          <w:color w:val="000000" w:themeColor="text1"/>
+        </w:rPr>
+        <w:t>3a   Fill in the blanks</w:t>
+      </w:r>
+    </w:p>
+    <w:p>
+      <w:pPr>
+        <w:spacing w:before="100" w:after="120"/>
+        <w:rPr>
+          <w:rFonts w:ascii="Garamond" w:hAnsi="Garamond"/>
+          <w:color w:val="000000" w:themeColor="text1"/>
+        </w:rPr>
+      </w:pPr>
+    </w:p>
+    <w:p>
+      <w:pPr>
+        <w:spacing w:before="100" w:after="120"/>
+        <w:rPr>
+          <w:rFonts w:ascii="Garamond" w:hAnsi="Garamond"/>
+          <w:color w:val="000000" w:themeColor="text1"/>
+        </w:rPr>
+      </w:pPr>
+      <w:r>
+        <w:rPr>
+          <w:rFonts w:ascii="Garamond" w:hAnsi="Garamond"/>
+          <w:color w:val="000000" w:themeColor="text1"/>
+        </w:rPr>
+        <w:t xml:space="preserve">When F &gt;&gt; 1, the between-group signal is </w:t>
+      </w:r>
+      <w:r>
+        <w:rPr>
+          <w:rFonts w:ascii="Garamond" w:hAnsi="Garamond"/>
+          <w:color w:val="000000" w:themeColor="text1"/>
+          <w:u w:val="single"/>
+        </w:rPr>
+        <w:t>       </w:t>
+      </w:r>
+      <w:r>
+        <w:rPr>
+          <w:rFonts w:ascii="Garamond" w:hAnsi="Garamond"/>
+          <w:color w:val="000000" w:themeColor="text1"/>
+          <w:u w:val="single"/>
+        </w:rPr>
+        <w:t>            </w:t>
+      </w:r>
+      <w:r>
+        <w:rPr>
+          <w:rFonts w:ascii="Garamond" w:hAnsi="Garamond"/>
+          <w:color w:val="000000" w:themeColor="text1"/>
+          <w:u w:val="single"/>
+        </w:rPr>
+        <w:t>     </w:t>
+      </w:r>
+      <w:r>
+        <w:rPr>
+          <w:rFonts w:ascii="Garamond" w:hAnsi="Garamond"/>
+          <w:color w:val="000000" w:themeColor="text1"/>
+        </w:rPr>
+        <w:t xml:space="preserve"> relative to within-group noise. This </w:t>
+      </w:r>
+      <w:r>
+        <w:rPr>
+          <w:rFonts w:ascii="Garamond" w:hAnsi="Garamond"/>
+          <w:color w:val="000000" w:themeColor="text1"/>
+          <w:u w:val="single"/>
+        </w:rPr>
+        <w:t>     </w:t>
+      </w:r>
+      <w:r>
+        <w:rPr>
+          <w:rFonts w:ascii="Garamond" w:hAnsi="Garamond"/>
+          <w:color w:val="000000" w:themeColor="text1"/>
+          <w:u w:val="single"/>
+        </w:rPr>
+        <w:t>            </w:t>
+      </w:r>
+      <w:r>
+        <w:rPr>
+          <w:rFonts w:ascii="Garamond" w:hAnsi="Garamond"/>
+          <w:color w:val="000000" w:themeColor="text1"/>
+          <w:u w:val="single"/>
+        </w:rPr>
+        <w:t>       </w:t>
+      </w:r>
+      <w:r>
+        <w:rPr>
+          <w:rFonts w:ascii="Garamond" w:hAnsi="Garamond"/>
+          <w:color w:val="000000" w:themeColor="text1"/>
+        </w:rPr>
+        <w:t xml:space="preserve"> the </w:t>
+      </w:r>
+    </w:p>
+    <w:p>
+      <w:pPr>
+        <w:spacing w:before="100" w:after="120"/>
+        <w:rPr>
+          <w:rFonts w:ascii="Garamond" w:hAnsi="Garamond"/>
+          <w:color w:val="000000" w:themeColor="text1"/>
+        </w:rPr>
+      </w:pPr>
+      <w:r>
+        <w:rPr>
+          <w:rFonts w:ascii="Garamond" w:hAnsi="Garamond"/>
+          <w:color w:val="000000" w:themeColor="text1"/>
+        </w:rPr>
+        <w:t xml:space="preserve">alternative hypothesis that at least one group mean </w:t>
+      </w:r>
+      <m:oMath>
+        <m:sSub>
+          <m:sSubPr>
+            <m:ctrlPr>
+              <w:rPr>
+                <w:rFonts w:ascii="Cambria Math" w:hAnsi="Cambria Math"/>
+                <w:i/>
+                <w:color w:val="000000" w:themeColor="text1"/>
+              </w:rPr>
+            </m:ctrlPr>
+          </m:sSubPr>
+          <m:e>
+            <m:acc>
+              <m:accPr>
+                <m:chr m:val="̅"/>
+                <m:ctrlPr>
+                  <w:rPr>
+                    <w:rFonts w:ascii="Cambria Math" w:eastAsia="Courier New" w:hAnsi="Cambria Math" w:cs="Courier New"/>
+                    <w:i/>
+                    <w:color w:val="000000" w:themeColor="text1"/>
+                    <w:sz w:val="20"/>
+                    <w:szCs w:val="20"/>
+                  </w:rPr>
+                </m:ctrlPr>
+              </m:accPr>
+              <m:e>
+                <m:r>
+                  <w:rPr>
+                    <w:rFonts w:ascii="Cambria Math" w:eastAsia="Courier New" w:hAnsi="Cambria Math" w:cs="Courier New"/>
+                    <w:color w:val="000000" w:themeColor="text1"/>
+                    <w:sz w:val="20"/>
+                    <w:szCs w:val="20"/>
+                  </w:rPr>
+                  <m:t>y</m:t>
+                </m:r>
+                <m:ctrlPr>
+                  <w:rPr>
+                    <w:rFonts w:ascii="Cambria Math" w:hAnsi="Cambria Math"/>
+                    <w:i/>
+                    <w:color w:val="000000" w:themeColor="text1"/>
+                  </w:rPr>
+                </m:ctrlPr>
+              </m:e>
+            </m:acc>
+          </m:e>
+          <m:sub>
+            <m:r>
+              <w:rPr>
+                <w:rFonts w:ascii="Cambria Math" w:hAnsi="Cambria Math"/>
+                <w:color w:val="000000" w:themeColor="text1"/>
+              </w:rPr>
+              <m:t>i</m:t>
+            </m:r>
+          </m:sub>
+        </m:sSub>
+      </m:oMath>
+      <w:r>
+        <w:rPr>
+          <w:rFonts w:ascii="Garamond" w:hAnsi="Garamond"/>
+          <w:color w:val="000000" w:themeColor="text1"/>
+        </w:rPr>
+        <w:t xml:space="preserve"> </w:t>
+      </w:r>
+      <w:r>
+        <w:rPr>
+          <w:rFonts w:ascii="Garamond" w:hAnsi="Garamond"/>
+          <w:color w:val="000000" w:themeColor="text1"/>
+        </w:rPr>
+        <w:t>differs from the others.</w:t>
+      </w:r>
+    </w:p>
+    <w:p>
+      <w:pPr>
+        <w:spacing w:before="80" w:after="80"/>
+        <w:rPr>
+          <w:rFonts w:ascii="Garamond" w:hAnsi="Garamond"/>
+          <w:color w:val="000000" w:themeColor="text1"/>
+        </w:rPr>
+      </w:pPr>
+    </w:p>
+    <w:p>
+      <w:pPr>
+        <w:spacing w:before="80" w:after="80"/>
+        <w:rPr>
+          <w:rFonts w:ascii="Garamond" w:hAnsi="Garamond"/>
+          <w:color w:val="000000" w:themeColor="text1"/>
+        </w:rPr>
+      </w:pPr>
+    </w:p>
+    <w:p>
+      <w:pPr>
+        <w:spacing w:before="100" w:after="120"/>
+        <w:rPr>
+          <w:rFonts w:ascii="Garamond" w:hAnsi="Garamond"/>
+          <w:color w:val="000000" w:themeColor="text1"/>
+        </w:rPr>
+      </w:pPr>
+      <w:r>
+        <w:rPr>
+          <w:rFonts w:ascii="Garamond" w:hAnsi="Garamond"/>
+          <w:color w:val="000000" w:themeColor="text1"/>
+        </w:rPr>
+        <w:t xml:space="preserve">When F ≈ 1, the between-group signal is </w:t>
+      </w:r>
+      <w:r>
+        <w:rPr>
+          <w:rFonts w:ascii="Garamond" w:hAnsi="Garamond"/>
+          <w:color w:val="000000" w:themeColor="text1"/>
+          <w:u w:val="single"/>
+        </w:rPr>
+        <w:t>              </w:t>
+      </w:r>
+      <w:r>
+        <w:rPr>
+          <w:rFonts w:ascii="Garamond" w:hAnsi="Garamond"/>
+          <w:color w:val="000000" w:themeColor="text1"/>
+          <w:u w:val="single"/>
+        </w:rPr>
+        <w:t>    </w:t>
+      </w:r>
+      <w:r>
+        <w:rPr>
+          <w:rFonts w:ascii="Garamond" w:hAnsi="Garamond"/>
+          <w:color w:val="000000" w:themeColor="text1"/>
+          <w:u w:val="single"/>
+        </w:rPr>
+        <w:t>      </w:t>
+      </w:r>
+      <w:r>
+        <w:rPr>
+          <w:rFonts w:ascii="Garamond" w:hAnsi="Garamond"/>
+          <w:color w:val="000000" w:themeColor="text1"/>
+        </w:rPr>
+        <w:t xml:space="preserve"> to within-group noise. This is consistent </w:t>
+      </w:r>
+    </w:p>
+    <w:p>
+      <w:pPr>
+        <w:spacing w:before="100" w:after="120"/>
+        <w:rPr>
+          <w:rFonts w:ascii="Garamond" w:hAnsi="Garamond"/>
+          <w:color w:val="000000" w:themeColor="text1"/>
+        </w:rPr>
+      </w:pPr>
+    </w:p>
+    <w:p>
+      <w:pPr>
+        <w:spacing w:before="100" w:after="120"/>
+        <w:rPr>
+          <w:rFonts w:ascii="Garamond" w:hAnsi="Garamond"/>
+          <w:color w:val="000000" w:themeColor="text1"/>
+        </w:rPr>
+      </w:pPr>
+      <w:r>
+        <w:rPr>
+          <w:rFonts w:ascii="Garamond" w:hAnsi="Garamond"/>
+          <w:color w:val="000000" w:themeColor="text1"/>
+        </w:rPr>
+        <w:t xml:space="preserve">with </w:t>
+      </w:r>
+      <w:r>
+        <w:rPr>
+          <w:rFonts w:ascii="Garamond" w:hAnsi="Garamond"/>
+          <w:color w:val="000000" w:themeColor="text1"/>
+          <w:u w:val="single"/>
+        </w:rPr>
+        <w:t>                              </w:t>
+      </w:r>
+      <w:proofErr w:type="gramStart"/>
+      <w:r>
+        <w:rPr>
+          <w:rFonts w:ascii="Garamond" w:hAnsi="Garamond"/>
+          <w:color w:val="000000" w:themeColor="text1"/>
+          <w:u w:val="single"/>
+        </w:rPr>
+        <w:t>  </w:t>
+      </w:r>
+      <w:r>
+        <w:rPr>
+          <w:rFonts w:ascii="Garamond" w:hAnsi="Garamond"/>
+          <w:color w:val="000000" w:themeColor="text1"/>
+        </w:rPr>
+        <w:t>.</w:t>
+      </w:r>
+      <w:proofErr w:type="gramEnd"/>
+    </w:p>
+    <w:p>
+      <w:pPr>
+        <w:spacing w:before="80" w:after="80"/>
+        <w:rPr>
+          <w:rFonts w:ascii="Garamond" w:hAnsi="Garamond"/>
+          <w:color w:val="000000" w:themeColor="text1"/>
+        </w:rPr>
+      </w:pPr>
+    </w:p>
+    <w:p>
+      <w:pPr>
+        <w:spacing w:before="100" w:after="160"/>
+        <w:rPr>
+          <w:rFonts w:ascii="Garamond" w:hAnsi="Garamond"/>
+          <w:color w:val="000000" w:themeColor="text1"/>
+          <w:u w:val="single"/>
+        </w:rPr>
+      </w:pPr>
+      <w:r>
+        <w:rPr>
+          <w:rFonts w:ascii="Garamond" w:hAnsi="Garamond"/>
+          <w:color w:val="000000" w:themeColor="text1"/>
+        </w:rPr>
+        <w:t xml:space="preserve">Can F be negative? </w:t>
+      </w:r>
+      <w:r>
+        <w:rPr>
+          <w:rFonts w:ascii="Garamond" w:hAnsi="Garamond"/>
+          <w:color w:val="000000" w:themeColor="text1"/>
+          <w:u w:val="single"/>
+        </w:rPr>
+        <w:t>    </w:t>
+      </w:r>
+      <w:r>
+        <w:rPr>
+          <w:rFonts w:ascii="Garamond" w:hAnsi="Garamond"/>
+          <w:color w:val="000000" w:themeColor="text1"/>
+          <w:u w:val="single"/>
+        </w:rPr>
+        <w:t>        </w:t>
+      </w:r>
+      <w:r>
+        <w:rPr>
+          <w:rFonts w:ascii="Garamond" w:hAnsi="Garamond"/>
+          <w:color w:val="000000" w:themeColor="text1"/>
+          <w:u w:val="single"/>
+        </w:rPr>
+        <w:t>    </w:t>
+      </w:r>
+      <w:r>
+        <w:rPr>
+          <w:rFonts w:ascii="Garamond" w:hAnsi="Garamond"/>
+          <w:color w:val="000000" w:themeColor="text1"/>
+        </w:rPr>
+        <w:t xml:space="preserve">  Reason: </w:t>
+      </w:r>
+    </w:p>
+    <w:p>
+      <w:pPr>
+        <w:spacing w:before="100" w:after="160"/>
+        <w:rPr>
+          <w:rFonts w:ascii="Garamond" w:hAnsi="Garamond"/>
+          <w:color w:val="000000" w:themeColor="text1"/>
+        </w:rPr>
+      </w:pPr>
+    </w:p>
+    <w:p>
+      <w:pPr>
+        <w:spacing w:before="160" w:after="160"/>
+        <w:rPr>
+          <w:rFonts w:ascii="Garamond" w:hAnsi="Garamond"/>
+          <w:color w:val="000000" w:themeColor="text1"/>
+        </w:rPr>
+      </w:pPr>
+    </w:p>
+    <w:p>
+      <w:pPr>
+        <w:spacing w:before="160" w:after="80"/>
+        <w:rPr>
+          <w:rFonts w:ascii="Garamond" w:hAnsi="Garamond"/>
+          <w:color w:val="000000" w:themeColor="text1"/>
+        </w:rPr>
+      </w:pPr>
+      <w:r>
+        <w:rPr>
+          <w:rFonts w:ascii="Garamond" w:hAnsi="Garamond"/>
+          <w:b/>
+          <w:bCs/>
+          <w:color w:val="000000" w:themeColor="text1"/>
+        </w:rPr>
+        <w:t>3b   Interpret F = 9.14 (from the ANOVA output table in Part A)</w:t>
+      </w:r>
+    </w:p>
+    <w:p>
+      <w:pPr>
+        <w:spacing w:before="200" w:after="200"/>
+        <w:rPr>
+          <w:rFonts w:ascii="Garamond" w:hAnsi="Garamond"/>
+          <w:color w:val="000000" w:themeColor="text1"/>
+        </w:rPr>
+      </w:pPr>
+    </w:p>
+    <w:p>
+      <w:pPr>
+        <w:spacing w:before="200" w:after="200"/>
+        <w:rPr>
+          <w:rFonts w:ascii="Garamond" w:hAnsi="Garamond"/>
+          <w:color w:val="000000" w:themeColor="text1"/>
         </w:rPr>
       </w:pPr>
     </w:p>
@@ -2327,6 +2990,7 @@
         <w:spacing w:before="200" w:after="200"/>
         <w:rPr>
           <w:rFonts w:ascii="Garamond" w:hAnsi="Garamond"/>
+          <w:color w:val="000000" w:themeColor="text1"/>
         </w:rPr>
       </w:pPr>
     </w:p>
@@ -2338,6 +3002,7 @@
         <w:spacing w:before="280" w:after="100"/>
         <w:rPr>
           <w:rFonts w:ascii="Garamond" w:hAnsi="Garamond"/>
+          <w:color w:val="000000" w:themeColor="text1"/>
         </w:rPr>
       </w:pPr>
       <w:r>
@@ -2345,11 +3010,11 @@
           <w:rFonts w:ascii="Garamond" w:hAnsi="Garamond"/>
           <w:b/>
           <w:bCs/>
-          <w:color w:val="154734"/>
+          <w:color w:val="000000" w:themeColor="text1"/>
           <w:sz w:val="26"/>
           <w:szCs w:val="26"/>
         </w:rPr>
-        <w:t>3   The F-Ratio: Signal Over Noise</w:t>
+        <w:t>4   Equal Variance Condition</w:t>
       </w:r>
     </w:p>
     <w:p>
@@ -2357,107 +3022,55 @@
         <w:spacing w:before="60" w:after="100"/>
         <w:rPr>
           <w:rFonts w:ascii="Garamond" w:hAnsi="Garamond"/>
-        </w:rPr>
-      </w:pPr>
-      <w:r>
-        <w:rPr>
-          <w:rFonts w:ascii="Garamond" w:hAnsi="Garamond"/>
-        </w:rPr>
-        <w:t xml:space="preserve">The </w:t>
+          <w:color w:val="000000" w:themeColor="text1"/>
+        </w:rPr>
+      </w:pPr>
+      <w:r>
+        <w:rPr>
+          <w:rFonts w:ascii="Garamond" w:hAnsi="Garamond"/>
+          <w:color w:val="000000" w:themeColor="text1"/>
+        </w:rPr>
+        <w:t xml:space="preserve">ANOVA assumes that within-group variability is </w:t>
       </w:r>
       <w:r>
         <w:rPr>
           <w:rFonts w:ascii="Garamond" w:hAnsi="Garamond"/>
           <w:b/>
           <w:bCs/>
-        </w:rPr>
-        <w:t>F-statistic</w:t>
-      </w:r>
-      <w:r>
-        <w:rPr>
-          <w:rFonts w:ascii="Garamond" w:hAnsi="Garamond"/>
-        </w:rPr>
-        <w:t xml:space="preserve"> is computed as:</w:t>
-      </w:r>
-    </w:p>
-    <w:p>
-      <w:pPr>
-        <w:spacing w:before="120" w:after="120"/>
-        <w:jc w:val="center"/>
-        <w:rPr>
-          <w:rFonts w:ascii="Garamond" w:hAnsi="Garamond"/>
-        </w:rPr>
-      </w:pPr>
-      <w:proofErr w:type="gramStart"/>
-      <w:r>
-        <w:rPr>
-          <w:rFonts w:ascii="Garamond" w:eastAsia="Courier New" w:hAnsi="Garamond" w:cs="Courier New"/>
-          <w:sz w:val="20"/>
-          <w:szCs w:val="20"/>
-        </w:rPr>
-        <w:t>F  =</w:t>
-      </w:r>
-      <w:proofErr w:type="gramEnd"/>
-      <w:r>
-        <w:rPr>
-          <w:rFonts w:ascii="Garamond" w:eastAsia="Courier New" w:hAnsi="Garamond" w:cs="Courier New"/>
-          <w:sz w:val="20"/>
-          <w:szCs w:val="20"/>
-        </w:rPr>
-        <w:t xml:space="preserve">  Between-Group </w:t>
-      </w:r>
-      <w:proofErr w:type="gramStart"/>
-      <w:r>
-        <w:rPr>
-          <w:rFonts w:ascii="Garamond" w:eastAsia="Courier New" w:hAnsi="Garamond" w:cs="Courier New"/>
-          <w:sz w:val="20"/>
-          <w:szCs w:val="20"/>
-        </w:rPr>
-        <w:t>Variability  /</w:t>
-      </w:r>
-      <w:proofErr w:type="gramEnd"/>
-      <w:r>
-        <w:rPr>
-          <w:rFonts w:ascii="Garamond" w:eastAsia="Courier New" w:hAnsi="Garamond" w:cs="Courier New"/>
-          <w:sz w:val="20"/>
-          <w:szCs w:val="20"/>
-        </w:rPr>
-        <w:t xml:space="preserve">  Within-Group </w:t>
-      </w:r>
-      <w:proofErr w:type="gramStart"/>
-      <w:r>
-        <w:rPr>
-          <w:rFonts w:ascii="Garamond" w:eastAsia="Courier New" w:hAnsi="Garamond" w:cs="Courier New"/>
-          <w:sz w:val="20"/>
-          <w:szCs w:val="20"/>
-        </w:rPr>
-        <w:t>Variability  =</w:t>
-      </w:r>
-      <w:proofErr w:type="gramEnd"/>
-      <w:r>
-        <w:rPr>
-          <w:rFonts w:ascii="Garamond" w:eastAsia="Courier New" w:hAnsi="Garamond" w:cs="Courier New"/>
-          <w:sz w:val="20"/>
-          <w:szCs w:val="20"/>
-        </w:rPr>
-        <w:t xml:space="preserve">  MSB / MSW</w:t>
-      </w:r>
-    </w:p>
-    <w:p>
-      <w:pPr>
-        <w:spacing w:before="120" w:after="120"/>
-        <w:rPr>
-          <w:rFonts w:ascii="Garamond" w:hAnsi="Garamond"/>
-        </w:rPr>
-      </w:pPr>
-    </w:p>
-    <w:p>
-      <w:pPr>
+          <w:color w:val="000000" w:themeColor="text1"/>
+        </w:rPr>
+        <w:t>roughly equal across all groups</w:t>
+      </w:r>
+      <w:r>
+        <w:rPr>
+          <w:rFonts w:ascii="Garamond" w:hAnsi="Garamond"/>
+          <w:color w:val="000000" w:themeColor="text1"/>
+        </w:rPr>
+        <w:t xml:space="preserve"> — this is called </w:t>
+      </w:r>
+      <w:r>
         <w:rPr>
           <w:rFonts w:ascii="Garamond" w:hAnsi="Garamond"/>
           <w:b/>
           <w:bCs/>
-          <w:color w:val="154734"/>
+          <w:color w:val="000000" w:themeColor="text1"/>
+        </w:rPr>
+        <w:t>homoscedasticity</w:t>
+      </w:r>
+      <w:r>
+        <w:rPr>
+          <w:rFonts w:ascii="Garamond" w:hAnsi="Garamond"/>
+          <w:color w:val="000000" w:themeColor="text1"/>
+        </w:rPr>
+        <w:t>. If violated, the pooled MSW (denominator of F) is distorted.</w:t>
+      </w:r>
+    </w:p>
+    <w:p>
+      <w:pPr>
+        <w:spacing w:before="160" w:after="80"/>
+        <w:rPr>
+          <w:rFonts w:ascii="Garamond" w:hAnsi="Garamond"/>
+          <w:color w:val="000000" w:themeColor="text1"/>
         </w:rPr>
       </w:pPr>
       <w:r>
@@ -2465,385 +3078,15 @@
           <w:rFonts w:ascii="Garamond" w:hAnsi="Garamond"/>
           <w:b/>
           <w:bCs/>
-          <w:color w:val="154734"/>
-        </w:rPr>
-        <w:br w:type="page"/>
-      </w:r>
-    </w:p>
-    <w:p>
-      <w:pPr>
-        <w:spacing w:before="160" w:after="80"/>
-        <w:rPr>
-          <w:rFonts w:ascii="Garamond" w:hAnsi="Garamond"/>
-        </w:rPr>
-      </w:pPr>
-      <w:r>
-        <w:rPr>
-          <w:rFonts w:ascii="Garamond" w:hAnsi="Garamond"/>
-          <w:b/>
-          <w:bCs/>
-          <w:color w:val="154734"/>
-        </w:rPr>
-        <w:lastRenderedPageBreak/>
-        <w:t>3a   Fill in the blanks</w:t>
-      </w:r>
-    </w:p>
-    <w:p>
-      <w:pPr>
-        <w:spacing w:before="100" w:after="120"/>
-        <w:rPr>
-          <w:rFonts w:ascii="Garamond" w:hAnsi="Garamond"/>
-        </w:rPr>
-      </w:pPr>
-      <w:r>
-        <w:rPr>
-          <w:rFonts w:ascii="Garamond" w:hAnsi="Garamond"/>
-        </w:rPr>
-        <w:t xml:space="preserve">When F &gt;&gt; 1, the between-group signal is </w:t>
-      </w:r>
-      <w:r>
-        <w:rPr>
-          <w:rFonts w:ascii="Garamond" w:hAnsi="Garamond"/>
-          <w:color w:val="AAAAAA"/>
-          <w:u w:val="single"/>
-        </w:rPr>
-        <w:t>            </w:t>
-      </w:r>
-      <w:r>
-        <w:rPr>
-          <w:rFonts w:ascii="Garamond" w:hAnsi="Garamond"/>
-        </w:rPr>
-        <w:t xml:space="preserve"> relative to within-group noise. This </w:t>
-      </w:r>
-      <w:r>
-        <w:rPr>
-          <w:rFonts w:ascii="Garamond" w:hAnsi="Garamond"/>
-          <w:color w:val="AAAAAA"/>
-          <w:u w:val="single"/>
-        </w:rPr>
-        <w:t>            </w:t>
-      </w:r>
-      <w:r>
-        <w:rPr>
-          <w:rFonts w:ascii="Garamond" w:hAnsi="Garamond"/>
-        </w:rPr>
-        <w:t xml:space="preserve"> the alternative hypothesis that at least one group mean </w:t>
-      </w:r>
-      <w:proofErr w:type="spellStart"/>
-      <w:r>
-        <w:rPr>
-          <w:rFonts w:ascii="Garamond" w:eastAsia="Courier New" w:hAnsi="Garamond" w:cs="Courier New"/>
-          <w:sz w:val="20"/>
-          <w:szCs w:val="20"/>
-        </w:rPr>
-        <w:t>y_i</w:t>
-      </w:r>
-      <w:proofErr w:type="spellEnd"/>
-      <w:r>
-        <w:rPr>
-          <w:rFonts w:ascii="Garamond" w:hAnsi="Garamond"/>
-        </w:rPr>
-        <w:t xml:space="preserve"> differs from the others.</w:t>
-      </w:r>
-    </w:p>
-    <w:p>
-      <w:pPr>
-        <w:spacing w:before="80" w:after="80"/>
-        <w:rPr>
-          <w:rFonts w:ascii="Garamond" w:hAnsi="Garamond"/>
-        </w:rPr>
-      </w:pPr>
-    </w:p>
-    <w:p>
-      <w:pPr>
-        <w:spacing w:before="80" w:after="80"/>
-        <w:rPr>
-          <w:rFonts w:ascii="Garamond" w:hAnsi="Garamond"/>
-        </w:rPr>
-      </w:pPr>
-    </w:p>
-    <w:p>
-      <w:pPr>
-        <w:spacing w:before="80" w:after="80"/>
-        <w:rPr>
-          <w:rFonts w:ascii="Garamond" w:hAnsi="Garamond"/>
-        </w:rPr>
-      </w:pPr>
-    </w:p>
-    <w:p>
-      <w:pPr>
-        <w:spacing w:before="100" w:after="120"/>
-        <w:rPr>
-          <w:rFonts w:ascii="Garamond" w:hAnsi="Garamond"/>
-        </w:rPr>
-      </w:pPr>
-      <w:r>
-        <w:rPr>
-          <w:rFonts w:ascii="Garamond" w:hAnsi="Garamond"/>
-        </w:rPr>
-        <w:t xml:space="preserve">When F ≈ 1, the between-group signal is </w:t>
-      </w:r>
-      <w:r>
-        <w:rPr>
-          <w:rFonts w:ascii="Garamond" w:hAnsi="Garamond"/>
-          <w:color w:val="AAAAAA"/>
-          <w:u w:val="single"/>
-        </w:rPr>
-        <w:t>                    </w:t>
-      </w:r>
-      <w:r>
-        <w:rPr>
-          <w:rFonts w:ascii="Garamond" w:hAnsi="Garamond"/>
-        </w:rPr>
-        <w:t xml:space="preserve"> to within-group noise. This is consistent </w:t>
-      </w:r>
-    </w:p>
-    <w:p>
-      <w:pPr>
-        <w:spacing w:before="100" w:after="120"/>
-        <w:rPr>
-          <w:rFonts w:ascii="Garamond" w:hAnsi="Garamond"/>
-        </w:rPr>
-      </w:pPr>
-    </w:p>
-    <w:p>
-      <w:pPr>
-        <w:spacing w:before="100" w:after="120"/>
-        <w:rPr>
-          <w:rFonts w:ascii="Garamond" w:hAnsi="Garamond"/>
-        </w:rPr>
-      </w:pPr>
-      <w:r>
-        <w:rPr>
-          <w:rFonts w:ascii="Garamond" w:hAnsi="Garamond"/>
-        </w:rPr>
-        <w:t xml:space="preserve">with </w:t>
-      </w:r>
-      <w:r>
-        <w:rPr>
-          <w:rFonts w:ascii="Garamond" w:hAnsi="Garamond"/>
-          <w:color w:val="AAAAAA"/>
-          <w:u w:val="single"/>
-        </w:rPr>
-        <w:t>                              </w:t>
-      </w:r>
-      <w:proofErr w:type="gramStart"/>
-      <w:r>
-        <w:rPr>
-          <w:rFonts w:ascii="Garamond" w:hAnsi="Garamond"/>
-          <w:color w:val="AAAAAA"/>
-          <w:u w:val="single"/>
-        </w:rPr>
-        <w:t>  </w:t>
-      </w:r>
-      <w:r>
-        <w:rPr>
-          <w:rFonts w:ascii="Garamond" w:hAnsi="Garamond"/>
-        </w:rPr>
-        <w:t>.</w:t>
-      </w:r>
-      <w:proofErr w:type="gramEnd"/>
-    </w:p>
-    <w:p>
-      <w:pPr>
-        <w:spacing w:before="80" w:after="80"/>
-        <w:rPr>
-          <w:rFonts w:ascii="Garamond" w:hAnsi="Garamond"/>
-        </w:rPr>
-      </w:pPr>
-    </w:p>
-    <w:p>
-      <w:pPr>
-        <w:spacing w:before="100" w:after="160"/>
-        <w:rPr>
-          <w:rFonts w:ascii="Garamond" w:hAnsi="Garamond"/>
-        </w:rPr>
-      </w:pPr>
-      <w:r>
-        <w:rPr>
-          <w:rFonts w:ascii="Garamond" w:hAnsi="Garamond"/>
-        </w:rPr>
-        <w:t xml:space="preserve">Can F be negative? </w:t>
-      </w:r>
-      <w:r>
-        <w:rPr>
-          <w:rFonts w:ascii="Garamond" w:hAnsi="Garamond"/>
-          <w:color w:val="AAAAAA"/>
-          <w:u w:val="single"/>
-        </w:rPr>
-        <w:t>        </w:t>
-      </w:r>
-      <w:r>
-        <w:rPr>
-          <w:rFonts w:ascii="Garamond" w:hAnsi="Garamond"/>
-        </w:rPr>
-        <w:t xml:space="preserve">  Reason: </w:t>
-      </w:r>
-      <w:r>
-        <w:rPr>
-          <w:rFonts w:ascii="Garamond" w:hAnsi="Garamond"/>
-          <w:color w:val="AAAAAA"/>
-          <w:u w:val="single"/>
-        </w:rPr>
-        <w:t>                                                       </w:t>
-      </w:r>
-    </w:p>
-    <w:p>
-      <w:pPr>
-        <w:spacing w:before="160" w:after="160"/>
-        <w:rPr>
-          <w:rFonts w:ascii="Garamond" w:hAnsi="Garamond"/>
-        </w:rPr>
-      </w:pPr>
-    </w:p>
-    <w:p>
-      <w:pPr>
-        <w:spacing w:before="160" w:after="80"/>
-        <w:rPr>
-          <w:rFonts w:ascii="Garamond" w:hAnsi="Garamond"/>
-        </w:rPr>
-      </w:pPr>
-      <w:r>
-        <w:rPr>
-          <w:rFonts w:ascii="Garamond" w:hAnsi="Garamond"/>
-          <w:b/>
-          <w:bCs/>
-          <w:color w:val="154734"/>
-        </w:rPr>
-        <w:t>3b   Interpret F = 9.14 (from the ANOVA output table in Part A)</w:t>
-      </w:r>
-    </w:p>
-    <w:p>
-      <w:pPr>
-        <w:spacing w:before="200" w:after="200"/>
-        <w:rPr>
-          <w:rFonts w:ascii="Garamond" w:hAnsi="Garamond"/>
-        </w:rPr>
-      </w:pPr>
-    </w:p>
-    <w:p>
-      <w:pPr>
-        <w:spacing w:before="200" w:after="200"/>
-        <w:rPr>
-          <w:rFonts w:ascii="Garamond" w:hAnsi="Garamond"/>
-        </w:rPr>
-      </w:pPr>
-    </w:p>
-    <w:p>
-      <w:pPr>
-        <w:spacing w:before="200" w:after="200"/>
-        <w:rPr>
-          <w:rFonts w:ascii="Garamond" w:hAnsi="Garamond"/>
-        </w:rPr>
-      </w:pPr>
-    </w:p>
-    <w:p>
-      <w:pPr>
-        <w:pBdr>
-          <w:bottom w:val="single" w:sz="4" w:space="0" w:color="DDD8CC"/>
-        </w:pBdr>
-        <w:spacing w:before="200" w:after="200"/>
-        <w:rPr>
-          <w:rFonts w:ascii="Garamond" w:hAnsi="Garamond"/>
-        </w:rPr>
-      </w:pPr>
-    </w:p>
-    <w:p>
-      <w:pPr>
-        <w:pBdr>
-          <w:bottom w:val="single" w:sz="6" w:space="0" w:color="154734"/>
-        </w:pBdr>
-        <w:spacing w:before="280" w:after="100"/>
-        <w:rPr>
-          <w:rFonts w:ascii="Garamond" w:hAnsi="Garamond"/>
-        </w:rPr>
-      </w:pPr>
-      <w:r>
-        <w:rPr>
-          <w:rFonts w:ascii="Garamond" w:hAnsi="Garamond"/>
-          <w:b/>
-          <w:bCs/>
-          <w:color w:val="154734"/>
-          <w:sz w:val="26"/>
-          <w:szCs w:val="26"/>
-        </w:rPr>
-        <w:t>4   Equal Variance Condition</w:t>
-      </w:r>
-    </w:p>
-    <w:p>
-      <w:pPr>
-        <w:spacing w:before="60" w:after="100"/>
-        <w:rPr>
-          <w:rFonts w:ascii="Garamond" w:hAnsi="Garamond"/>
-        </w:rPr>
-      </w:pPr>
-      <w:r>
-        <w:rPr>
-          <w:rFonts w:ascii="Garamond" w:hAnsi="Garamond"/>
-        </w:rPr>
-        <w:t xml:space="preserve">ANOVA assumes that within-group variability is </w:t>
-      </w:r>
-      <w:r>
-        <w:rPr>
-          <w:rFonts w:ascii="Garamond" w:hAnsi="Garamond"/>
-          <w:b/>
-          <w:bCs/>
-        </w:rPr>
-        <w:t>roughly equal across all groups</w:t>
-      </w:r>
-      <w:r>
-        <w:rPr>
-          <w:rFonts w:ascii="Garamond" w:hAnsi="Garamond"/>
-        </w:rPr>
-        <w:t xml:space="preserve"> — this is called </w:t>
-      </w:r>
-      <w:r>
-        <w:rPr>
-          <w:rFonts w:ascii="Garamond" w:hAnsi="Garamond"/>
-          <w:b/>
-          <w:bCs/>
-        </w:rPr>
-        <w:t>homoscedasticity</w:t>
-      </w:r>
-      <w:r>
-        <w:rPr>
-          <w:rFonts w:ascii="Garamond" w:hAnsi="Garamond"/>
-        </w:rPr>
-        <w:t>. If violated, the pooled MSW (denominator of F) is distorted.</w:t>
-      </w:r>
-    </w:p>
-    <w:p>
-      <w:pPr>
-        <w:spacing w:before="160" w:after="80"/>
-        <w:rPr>
-          <w:rFonts w:ascii="Garamond" w:hAnsi="Garamond"/>
-        </w:rPr>
-      </w:pPr>
-      <w:r>
-        <w:rPr>
-          <w:rFonts w:ascii="Garamond" w:hAnsi="Garamond"/>
-          <w:b/>
-          <w:bCs/>
-          <w:color w:val="154734"/>
+          <w:color w:val="000000" w:themeColor="text1"/>
         </w:rPr>
         <w:t>4a   Check the condition</w:t>
       </w:r>
     </w:p>
     <w:tbl>
       <w:tblPr>
+        <w:tblStyle w:val="TableGrid"/>
         <w:tblW w:w="9360" w:type="dxa"/>
-        <w:tblBorders>
-          <w:top w:val="single" w:sz="4" w:space="0" w:color="auto"/>
-          <w:left w:val="single" w:sz="4" w:space="0" w:color="auto"/>
-          <w:bottom w:val="single" w:sz="4" w:space="0" w:color="auto"/>
-          <w:right w:val="single" w:sz="4" w:space="0" w:color="auto"/>
-          <w:insideH w:val="single" w:sz="4" w:space="0" w:color="auto"/>
-          <w:insideV w:val="single" w:sz="4" w:space="0" w:color="auto"/>
-        </w:tblBorders>
-        <w:tblCellMar>
-          <w:left w:w="10" w:type="dxa"/>
-          <w:right w:w="10" w:type="dxa"/>
-        </w:tblCellMar>
         <w:tblLook w:val="04A0" w:firstRow="1" w:lastRow="0" w:firstColumn="1" w:lastColumn="0" w:noHBand="0" w:noVBand="1"/>
       </w:tblPr>
       <w:tblGrid>
@@ -2852,37 +3095,16 @@
         <w:gridCol w:w="2800"/>
       </w:tblGrid>
       <w:tr>
-        <w:tblPrEx>
-          <w:tblCellMar>
-            <w:top w:w="0" w:type="dxa"/>
-            <w:bottom w:w="0" w:type="dxa"/>
-          </w:tblCellMar>
-        </w:tblPrEx>
-        <w:trPr>
-          <w:tblHeader/>
-        </w:trPr>
         <w:tc>
           <w:tcPr>
             <w:tcW w:w="1800" w:type="dxa"/>
-            <w:tcBorders>
-              <w:top w:val="single" w:sz="4" w:space="0" w:color="DDD8CC"/>
-              <w:left w:val="single" w:sz="4" w:space="0" w:color="DDD8CC"/>
-              <w:bottom w:val="single" w:sz="4" w:space="0" w:color="DDD8CC"/>
-              <w:right w:val="single" w:sz="4" w:space="0" w:color="DDD8CC"/>
-            </w:tcBorders>
-            <w:shd w:val="clear" w:color="auto" w:fill="EDF7F2"/>
-            <w:tcMar>
-              <w:top w:w="80" w:type="dxa"/>
-              <w:left w:w="120" w:type="dxa"/>
-              <w:bottom w:w="80" w:type="dxa"/>
-              <w:right w:w="120" w:type="dxa"/>
-            </w:tcMar>
           </w:tcPr>
           <w:p>
             <w:pPr>
               <w:spacing w:before="60" w:after="100"/>
               <w:rPr>
                 <w:rFonts w:ascii="Garamond" w:hAnsi="Garamond"/>
+                <w:color w:val="000000" w:themeColor="text1"/>
               </w:rPr>
             </w:pPr>
             <w:r>
@@ -2890,6 +3112,7 @@
                 <w:rFonts w:ascii="Garamond" w:hAnsi="Garamond"/>
                 <w:b/>
                 <w:bCs/>
+                <w:color w:val="000000" w:themeColor="text1"/>
               </w:rPr>
               <w:t>Group</w:t>
             </w:r>
@@ -2898,25 +3121,13 @@
         <w:tc>
           <w:tcPr>
             <w:tcW w:w="4760" w:type="dxa"/>
-            <w:tcBorders>
-              <w:top w:val="single" w:sz="4" w:space="0" w:color="DDD8CC"/>
-              <w:left w:val="single" w:sz="4" w:space="0" w:color="DDD8CC"/>
-              <w:bottom w:val="single" w:sz="4" w:space="0" w:color="DDD8CC"/>
-              <w:right w:val="single" w:sz="4" w:space="0" w:color="DDD8CC"/>
-            </w:tcBorders>
-            <w:shd w:val="clear" w:color="auto" w:fill="EDF7F2"/>
-            <w:tcMar>
-              <w:top w:w="80" w:type="dxa"/>
-              <w:left w:w="120" w:type="dxa"/>
-              <w:bottom w:w="80" w:type="dxa"/>
-              <w:right w:w="120" w:type="dxa"/>
-            </w:tcMar>
           </w:tcPr>
           <w:p>
             <w:pPr>
               <w:spacing w:before="60" w:after="100"/>
               <w:rPr>
                 <w:rFonts w:ascii="Garamond" w:hAnsi="Garamond"/>
+                <w:color w:val="000000" w:themeColor="text1"/>
               </w:rPr>
             </w:pPr>
             <w:r>
@@ -2924,6 +3135,7 @@
                 <w:rFonts w:ascii="Garamond" w:hAnsi="Garamond"/>
                 <w:b/>
                 <w:bCs/>
+                <w:color w:val="000000" w:themeColor="text1"/>
               </w:rPr>
               <w:t>Scores</w:t>
             </w:r>
@@ -2932,25 +3144,13 @@
         <w:tc>
           <w:tcPr>
             <w:tcW w:w="2800" w:type="dxa"/>
-            <w:tcBorders>
-              <w:top w:val="single" w:sz="4" w:space="0" w:color="DDD8CC"/>
-              <w:left w:val="single" w:sz="4" w:space="0" w:color="DDD8CC"/>
-              <w:bottom w:val="single" w:sz="4" w:space="0" w:color="DDD8CC"/>
-              <w:right w:val="single" w:sz="4" w:space="0" w:color="DDD8CC"/>
-            </w:tcBorders>
-            <w:shd w:val="clear" w:color="auto" w:fill="EDF7F2"/>
-            <w:tcMar>
-              <w:top w:w="80" w:type="dxa"/>
-              <w:left w:w="120" w:type="dxa"/>
-              <w:bottom w:w="80" w:type="dxa"/>
-              <w:right w:w="120" w:type="dxa"/>
-            </w:tcMar>
           </w:tcPr>
           <w:p>
             <w:pPr>
               <w:spacing w:before="60" w:after="100"/>
               <w:rPr>
                 <w:rFonts w:ascii="Garamond" w:hAnsi="Garamond"/>
+                <w:color w:val="000000" w:themeColor="text1"/>
               </w:rPr>
             </w:pPr>
             <w:r>
@@ -2958,6 +3158,7 @@
                 <w:rFonts w:ascii="Garamond" w:hAnsi="Garamond"/>
                 <w:b/>
                 <w:bCs/>
+                <w:color w:val="000000" w:themeColor="text1"/>
               </w:rPr>
               <w:t>Std Dev (approx.)</w:t>
             </w:r>
@@ -2965,38 +3166,22 @@
         </w:tc>
       </w:tr>
       <w:tr>
-        <w:tblPrEx>
-          <w:tblCellMar>
-            <w:top w:w="0" w:type="dxa"/>
-            <w:bottom w:w="0" w:type="dxa"/>
-          </w:tblCellMar>
-        </w:tblPrEx>
         <w:tc>
           <w:tcPr>
             <w:tcW w:w="1800" w:type="dxa"/>
-            <w:tcBorders>
-              <w:top w:val="single" w:sz="4" w:space="0" w:color="DDD8CC"/>
-              <w:left w:val="single" w:sz="4" w:space="0" w:color="DDD8CC"/>
-              <w:bottom w:val="single" w:sz="4" w:space="0" w:color="DDD8CC"/>
-              <w:right w:val="single" w:sz="4" w:space="0" w:color="DDD8CC"/>
-            </w:tcBorders>
-            <w:tcMar>
-              <w:top w:w="80" w:type="dxa"/>
-              <w:left w:w="120" w:type="dxa"/>
-              <w:bottom w:w="80" w:type="dxa"/>
-              <w:right w:w="120" w:type="dxa"/>
-            </w:tcMar>
           </w:tcPr>
           <w:p>
             <w:pPr>
               <w:spacing w:before="60" w:after="100"/>
               <w:rPr>
                 <w:rFonts w:ascii="Garamond" w:hAnsi="Garamond"/>
+                <w:color w:val="000000" w:themeColor="text1"/>
               </w:rPr>
             </w:pPr>
             <w:r>
               <w:rPr>
                 <w:rFonts w:ascii="Garamond" w:hAnsi="Garamond"/>
+                <w:color w:val="000000" w:themeColor="text1"/>
               </w:rPr>
               <w:t>A</w:t>
             </w:r>
@@ -3005,29 +3190,19 @@
         <w:tc>
           <w:tcPr>
             <w:tcW w:w="4760" w:type="dxa"/>
-            <w:tcBorders>
-              <w:top w:val="single" w:sz="4" w:space="0" w:color="DDD8CC"/>
-              <w:left w:val="single" w:sz="4" w:space="0" w:color="DDD8CC"/>
-              <w:bottom w:val="single" w:sz="4" w:space="0" w:color="DDD8CC"/>
-              <w:right w:val="single" w:sz="4" w:space="0" w:color="DDD8CC"/>
-            </w:tcBorders>
-            <w:tcMar>
-              <w:top w:w="80" w:type="dxa"/>
-              <w:left w:w="120" w:type="dxa"/>
-              <w:bottom w:w="80" w:type="dxa"/>
-              <w:right w:w="120" w:type="dxa"/>
-            </w:tcMar>
           </w:tcPr>
           <w:p>
             <w:pPr>
               <w:spacing w:before="60" w:after="100"/>
               <w:rPr>
                 <w:rFonts w:ascii="Garamond" w:hAnsi="Garamond"/>
+                <w:color w:val="000000" w:themeColor="text1"/>
               </w:rPr>
             </w:pPr>
             <w:r>
               <w:rPr>
                 <w:rFonts w:ascii="Garamond" w:hAnsi="Garamond"/>
+                <w:color w:val="000000" w:themeColor="text1"/>
               </w:rPr>
               <w:t>78, 80, 79, 81, 77</w:t>
             </w:r>
@@ -3036,29 +3211,19 @@
         <w:tc>
           <w:tcPr>
             <w:tcW w:w="2800" w:type="dxa"/>
-            <w:tcBorders>
-              <w:top w:val="single" w:sz="4" w:space="0" w:color="DDD8CC"/>
-              <w:left w:val="single" w:sz="4" w:space="0" w:color="DDD8CC"/>
-              <w:bottom w:val="single" w:sz="4" w:space="0" w:color="DDD8CC"/>
-              <w:right w:val="single" w:sz="4" w:space="0" w:color="DDD8CC"/>
-            </w:tcBorders>
-            <w:tcMar>
-              <w:top w:w="80" w:type="dxa"/>
-              <w:left w:w="120" w:type="dxa"/>
-              <w:bottom w:w="80" w:type="dxa"/>
-              <w:right w:w="120" w:type="dxa"/>
-            </w:tcMar>
           </w:tcPr>
           <w:p>
             <w:pPr>
               <w:spacing w:before="60" w:after="100"/>
               <w:rPr>
                 <w:rFonts w:ascii="Garamond" w:hAnsi="Garamond"/>
+                <w:color w:val="000000" w:themeColor="text1"/>
               </w:rPr>
             </w:pPr>
             <w:r>
               <w:rPr>
                 <w:rFonts w:ascii="Garamond" w:hAnsi="Garamond"/>
+                <w:color w:val="000000" w:themeColor="text1"/>
               </w:rPr>
               <w:t>~1.6</w:t>
             </w:r>
@@ -3066,38 +3231,22 @@
         </w:tc>
       </w:tr>
       <w:tr>
-        <w:tblPrEx>
-          <w:tblCellMar>
-            <w:top w:w="0" w:type="dxa"/>
-            <w:bottom w:w="0" w:type="dxa"/>
-          </w:tblCellMar>
-        </w:tblPrEx>
         <w:tc>
           <w:tcPr>
             <w:tcW w:w="1800" w:type="dxa"/>
-            <w:tcBorders>
-              <w:top w:val="single" w:sz="4" w:space="0" w:color="DDD8CC"/>
-              <w:left w:val="single" w:sz="4" w:space="0" w:color="DDD8CC"/>
-              <w:bottom w:val="single" w:sz="4" w:space="0" w:color="DDD8CC"/>
-              <w:right w:val="single" w:sz="4" w:space="0" w:color="DDD8CC"/>
-            </w:tcBorders>
-            <w:tcMar>
-              <w:top w:w="80" w:type="dxa"/>
-              <w:left w:w="120" w:type="dxa"/>
-              <w:bottom w:w="80" w:type="dxa"/>
-              <w:right w:w="120" w:type="dxa"/>
-            </w:tcMar>
           </w:tcPr>
           <w:p>
             <w:pPr>
               <w:spacing w:before="60" w:after="100"/>
               <w:rPr>
                 <w:rFonts w:ascii="Garamond" w:hAnsi="Garamond"/>
+                <w:color w:val="000000" w:themeColor="text1"/>
               </w:rPr>
             </w:pPr>
             <w:r>
               <w:rPr>
                 <w:rFonts w:ascii="Garamond" w:hAnsi="Garamond"/>
+                <w:color w:val="000000" w:themeColor="text1"/>
               </w:rPr>
               <w:t>B</w:t>
             </w:r>
@@ -3106,29 +3255,19 @@
         <w:tc>
           <w:tcPr>
             <w:tcW w:w="4760" w:type="dxa"/>
-            <w:tcBorders>
-              <w:top w:val="single" w:sz="4" w:space="0" w:color="DDD8CC"/>
-              <w:left w:val="single" w:sz="4" w:space="0" w:color="DDD8CC"/>
-              <w:bottom w:val="single" w:sz="4" w:space="0" w:color="DDD8CC"/>
-              <w:right w:val="single" w:sz="4" w:space="0" w:color="DDD8CC"/>
-            </w:tcBorders>
-            <w:tcMar>
-              <w:top w:w="80" w:type="dxa"/>
-              <w:left w:w="120" w:type="dxa"/>
-              <w:bottom w:w="80" w:type="dxa"/>
-              <w:right w:w="120" w:type="dxa"/>
-            </w:tcMar>
           </w:tcPr>
           <w:p>
             <w:pPr>
               <w:spacing w:before="60" w:after="100"/>
               <w:rPr>
                 <w:rFonts w:ascii="Garamond" w:hAnsi="Garamond"/>
+                <w:color w:val="000000" w:themeColor="text1"/>
               </w:rPr>
             </w:pPr>
             <w:r>
               <w:rPr>
                 <w:rFonts w:ascii="Garamond" w:hAnsi="Garamond"/>
+                <w:color w:val="000000" w:themeColor="text1"/>
               </w:rPr>
               <w:t>42, 65, 88, 91, 55</w:t>
             </w:r>
@@ -3137,29 +3276,19 @@
         <w:tc>
           <w:tcPr>
             <w:tcW w:w="2800" w:type="dxa"/>
-            <w:tcBorders>
-              <w:top w:val="single" w:sz="4" w:space="0" w:color="DDD8CC"/>
-              <w:left w:val="single" w:sz="4" w:space="0" w:color="DDD8CC"/>
-              <w:bottom w:val="single" w:sz="4" w:space="0" w:color="DDD8CC"/>
-              <w:right w:val="single" w:sz="4" w:space="0" w:color="DDD8CC"/>
-            </w:tcBorders>
-            <w:tcMar>
-              <w:top w:w="80" w:type="dxa"/>
-              <w:left w:w="120" w:type="dxa"/>
-              <w:bottom w:w="80" w:type="dxa"/>
-              <w:right w:w="120" w:type="dxa"/>
-            </w:tcMar>
           </w:tcPr>
           <w:p>
             <w:pPr>
               <w:spacing w:before="60" w:after="100"/>
               <w:rPr>
                 <w:rFonts w:ascii="Garamond" w:hAnsi="Garamond"/>
+                <w:color w:val="000000" w:themeColor="text1"/>
               </w:rPr>
             </w:pPr>
             <w:r>
               <w:rPr>
                 <w:rFonts w:ascii="Garamond" w:hAnsi="Garamond"/>
+                <w:color w:val="000000" w:themeColor="text1"/>
               </w:rPr>
               <w:t>~21.1</w:t>
             </w:r>
@@ -3167,38 +3296,22 @@
         </w:tc>
       </w:tr>
       <w:tr>
-        <w:tblPrEx>
-          <w:tblCellMar>
-            <w:top w:w="0" w:type="dxa"/>
-            <w:bottom w:w="0" w:type="dxa"/>
-          </w:tblCellMar>
-        </w:tblPrEx>
         <w:tc>
           <w:tcPr>
             <w:tcW w:w="1800" w:type="dxa"/>
-            <w:tcBorders>
-              <w:top w:val="single" w:sz="4" w:space="0" w:color="DDD8CC"/>
-              <w:left w:val="single" w:sz="4" w:space="0" w:color="DDD8CC"/>
-              <w:bottom w:val="single" w:sz="4" w:space="0" w:color="DDD8CC"/>
-              <w:right w:val="single" w:sz="4" w:space="0" w:color="DDD8CC"/>
-            </w:tcBorders>
-            <w:tcMar>
-              <w:top w:w="80" w:type="dxa"/>
-              <w:left w:w="120" w:type="dxa"/>
-              <w:bottom w:w="80" w:type="dxa"/>
-              <w:right w:w="120" w:type="dxa"/>
-            </w:tcMar>
           </w:tcPr>
           <w:p>
             <w:pPr>
               <w:spacing w:before="60" w:after="100"/>
               <w:rPr>
                 <w:rFonts w:ascii="Garamond" w:hAnsi="Garamond"/>
+                <w:color w:val="000000" w:themeColor="text1"/>
               </w:rPr>
             </w:pPr>
             <w:r>
               <w:rPr>
                 <w:rFonts w:ascii="Garamond" w:hAnsi="Garamond"/>
+                <w:color w:val="000000" w:themeColor="text1"/>
               </w:rPr>
               <w:t>C</w:t>
             </w:r>
@@ -3207,29 +3320,19 @@
         <w:tc>
           <w:tcPr>
             <w:tcW w:w="4760" w:type="dxa"/>
-            <w:tcBorders>
-              <w:top w:val="single" w:sz="4" w:space="0" w:color="DDD8CC"/>
-              <w:left w:val="single" w:sz="4" w:space="0" w:color="DDD8CC"/>
-              <w:bottom w:val="single" w:sz="4" w:space="0" w:color="DDD8CC"/>
-              <w:right w:val="single" w:sz="4" w:space="0" w:color="DDD8CC"/>
-            </w:tcBorders>
-            <w:tcMar>
-              <w:top w:w="80" w:type="dxa"/>
-              <w:left w:w="120" w:type="dxa"/>
-              <w:bottom w:w="80" w:type="dxa"/>
-              <w:right w:w="120" w:type="dxa"/>
-            </w:tcMar>
           </w:tcPr>
           <w:p>
             <w:pPr>
               <w:spacing w:before="60" w:after="100"/>
               <w:rPr>
                 <w:rFonts w:ascii="Garamond" w:hAnsi="Garamond"/>
+                <w:color w:val="000000" w:themeColor="text1"/>
               </w:rPr>
             </w:pPr>
             <w:r>
               <w:rPr>
                 <w:rFonts w:ascii="Garamond" w:hAnsi="Garamond"/>
+                <w:color w:val="000000" w:themeColor="text1"/>
               </w:rPr>
               <w:t>72, 74, 73, 75, 71</w:t>
             </w:r>
@@ -3238,29 +3341,19 @@
         <w:tc>
           <w:tcPr>
             <w:tcW w:w="2800" w:type="dxa"/>
-            <w:tcBorders>
-              <w:top w:val="single" w:sz="4" w:space="0" w:color="DDD8CC"/>
-              <w:left w:val="single" w:sz="4" w:space="0" w:color="DDD8CC"/>
-              <w:bottom w:val="single" w:sz="4" w:space="0" w:color="DDD8CC"/>
-              <w:right w:val="single" w:sz="4" w:space="0" w:color="DDD8CC"/>
-            </w:tcBorders>
-            <w:tcMar>
-              <w:top w:w="80" w:type="dxa"/>
-              <w:left w:w="120" w:type="dxa"/>
-              <w:bottom w:w="80" w:type="dxa"/>
-              <w:right w:w="120" w:type="dxa"/>
-            </w:tcMar>
           </w:tcPr>
           <w:p>
             <w:pPr>
               <w:spacing w:before="60" w:after="100"/>
               <w:rPr>
                 <w:rFonts w:ascii="Garamond" w:hAnsi="Garamond"/>
+                <w:color w:val="000000" w:themeColor="text1"/>
               </w:rPr>
             </w:pPr>
             <w:r>
               <w:rPr>
                 <w:rFonts w:ascii="Garamond" w:hAnsi="Garamond"/>
+                <w:color w:val="000000" w:themeColor="text1"/>
               </w:rPr>
               <w:t>~1.6</w:t>
             </w:r>
@@ -3273,6 +3366,7 @@
         <w:spacing w:before="160" w:after="160"/>
         <w:rPr>
           <w:rFonts w:ascii="Garamond" w:hAnsi="Garamond"/>
+          <w:color w:val="000000" w:themeColor="text1"/>
         </w:rPr>
       </w:pPr>
     </w:p>
@@ -3281,63 +3375,109 @@
         <w:spacing w:before="100" w:after="160"/>
         <w:rPr>
           <w:rFonts w:ascii="Garamond" w:hAnsi="Garamond"/>
-        </w:rPr>
-      </w:pPr>
-      <w:r>
-        <w:rPr>
-          <w:rFonts w:ascii="Garamond" w:hAnsi="Garamond"/>
+          <w:color w:val="000000" w:themeColor="text1"/>
+        </w:rPr>
+      </w:pPr>
+      <w:r>
+        <w:rPr>
+          <w:rFonts w:ascii="Garamond" w:hAnsi="Garamond"/>
+          <w:color w:val="000000" w:themeColor="text1"/>
         </w:rPr>
         <w:t xml:space="preserve">Ratio of largest to smallest SD: </w:t>
       </w:r>
       <w:r>
         <w:rPr>
           <w:rFonts w:ascii="Garamond" w:hAnsi="Garamond"/>
-          <w:color w:val="AAAAAA"/>
+          <w:color w:val="000000" w:themeColor="text1"/>
           <w:u w:val="single"/>
         </w:rPr>
-        <w:t>                    </w:t>
-      </w:r>
-      <w:r>
-        <w:rPr>
-          <w:rFonts w:ascii="Garamond" w:hAnsi="Garamond"/>
-        </w:rPr>
-        <w:t xml:space="preserve">    Is the condition met (rule: largest SD ≤ ~2× smallest)? </w:t>
-      </w:r>
-      <w:r>
-        <w:rPr>
-          <w:rFonts w:ascii="Garamond" w:hAnsi="Garamond"/>
-          <w:color w:val="AAAAAA"/>
+        <w:t>          </w:t>
+      </w:r>
+      <w:r>
+        <w:rPr>
+          <w:rFonts w:ascii="Garamond" w:hAnsi="Garamond"/>
+          <w:color w:val="000000" w:themeColor="text1"/>
           <w:u w:val="single"/>
         </w:rPr>
-        <w:t>              </w:t>
-      </w:r>
-    </w:p>
-    <w:p>
-      <w:pPr>
-        <w:spacing w:before="80" w:after="80"/>
-        <w:rPr>
-          <w:rFonts w:ascii="Garamond" w:hAnsi="Garamond"/>
-        </w:rPr>
-      </w:pPr>
-    </w:p>
-    <w:p>
-      <w:pPr>
-        <w:spacing w:before="80" w:after="80"/>
-        <w:rPr>
-          <w:rFonts w:ascii="Garamond" w:hAnsi="Garamond"/>
-        </w:rPr>
-      </w:pPr>
+        <w:t>            </w:t>
+      </w:r>
+      <w:r>
+        <w:rPr>
+          <w:rFonts w:ascii="Garamond" w:hAnsi="Garamond"/>
+          <w:color w:val="000000" w:themeColor="text1"/>
+          <w:u w:val="single"/>
+        </w:rPr>
+        <w:t>          </w:t>
+      </w:r>
+      <w:r>
+        <w:rPr>
+          <w:rFonts w:ascii="Garamond" w:hAnsi="Garamond"/>
+          <w:color w:val="000000" w:themeColor="text1"/>
+        </w:rPr>
+        <w:t xml:space="preserve">    Is the condition met (rule: largest SD ≤ ~2× </w:t>
+      </w:r>
+    </w:p>
+    <w:p>
+      <w:pPr>
+        <w:spacing w:before="100" w:after="160"/>
+        <w:rPr>
+          <w:rFonts w:ascii="Garamond" w:hAnsi="Garamond"/>
+          <w:color w:val="000000" w:themeColor="text1"/>
+        </w:rPr>
+      </w:pPr>
+    </w:p>
+    <w:p>
+      <w:pPr>
+        <w:spacing w:before="100" w:after="160"/>
+        <w:rPr>
+          <w:rFonts w:ascii="Garamond" w:hAnsi="Garamond"/>
+          <w:color w:val="000000" w:themeColor="text1"/>
+        </w:rPr>
+      </w:pPr>
+      <w:r>
+        <w:rPr>
+          <w:rFonts w:ascii="Garamond" w:hAnsi="Garamond"/>
+          <w:color w:val="000000" w:themeColor="text1"/>
+        </w:rPr>
+        <w:t xml:space="preserve">smallest)? </w:t>
+      </w:r>
+      <w:r>
+        <w:rPr>
+          <w:rFonts w:ascii="Garamond" w:hAnsi="Garamond"/>
+          <w:color w:val="000000" w:themeColor="text1"/>
+          <w:u w:val="single"/>
+        </w:rPr>
+        <w:t>         </w:t>
+      </w:r>
+      <w:r>
+        <w:rPr>
+          <w:rFonts w:ascii="Garamond" w:hAnsi="Garamond"/>
+          <w:color w:val="000000" w:themeColor="text1"/>
+          <w:u w:val="single"/>
+        </w:rPr>
+        <w:t>            </w:t>
+      </w:r>
+      <w:r>
+        <w:rPr>
+          <w:rFonts w:ascii="Garamond" w:hAnsi="Garamond"/>
+          <w:color w:val="000000" w:themeColor="text1"/>
+          <w:u w:val="single"/>
+        </w:rPr>
+        <w:t>     </w:t>
+      </w:r>
     </w:p>
     <w:p>
       <w:pPr>
         <w:spacing w:before="60" w:after="100"/>
         <w:rPr>
           <w:rFonts w:ascii="Garamond" w:hAnsi="Garamond"/>
-        </w:rPr>
-      </w:pPr>
-      <w:r>
-        <w:rPr>
-          <w:rFonts w:ascii="Garamond" w:hAnsi="Garamond"/>
+          <w:color w:val="000000" w:themeColor="text1"/>
+        </w:rPr>
+      </w:pPr>
+      <w:r>
+        <w:rPr>
+          <w:rFonts w:ascii="Garamond" w:hAnsi="Garamond"/>
+          <w:color w:val="000000" w:themeColor="text1"/>
         </w:rPr>
         <w:t>Explain what this violation means for interpreting the F-statistic.</w:t>
       </w:r>
@@ -3347,6 +3487,7 @@
         <w:spacing w:before="160" w:after="160"/>
         <w:rPr>
           <w:rFonts w:ascii="Garamond" w:hAnsi="Garamond"/>
+          <w:color w:val="000000" w:themeColor="text1"/>
         </w:rPr>
       </w:pPr>
     </w:p>
@@ -3388,9 +3529,13 @@
       <w:tabs>
         <w:tab w:val="right" w:pos="9026"/>
       </w:tabs>
+      <w:rPr>
+        <w:rFonts w:ascii="Garamond" w:hAnsi="Garamond"/>
+      </w:rPr>
     </w:pPr>
     <w:r>
       <w:rPr>
+        <w:rFonts w:ascii="Garamond" w:hAnsi="Garamond"/>
         <w:color w:val="888888"/>
         <w:sz w:val="16"/>
         <w:szCs w:val="16"/>
@@ -3400,6 +3545,7 @@
     <w:proofErr w:type="gramStart"/>
     <w:r>
       <w:rPr>
+        <w:rFonts w:ascii="Garamond" w:hAnsi="Garamond"/>
         <w:color w:val="888888"/>
         <w:sz w:val="16"/>
         <w:szCs w:val="16"/>
@@ -3409,6 +3555,7 @@
     <w:proofErr w:type="gramEnd"/>
     <w:r>
       <w:rPr>
+        <w:rFonts w:ascii="Garamond" w:hAnsi="Garamond"/>
         <w:color w:val="888888"/>
         <w:sz w:val="16"/>
         <w:szCs w:val="16"/>
@@ -3418,6 +3565,7 @@
     <w:proofErr w:type="gramStart"/>
     <w:r>
       <w:rPr>
+        <w:rFonts w:ascii="Garamond" w:hAnsi="Garamond"/>
         <w:color w:val="888888"/>
         <w:sz w:val="16"/>
         <w:szCs w:val="16"/>
@@ -3427,6 +3575,7 @@
     <w:proofErr w:type="gramEnd"/>
     <w:r>
       <w:rPr>
+        <w:rFonts w:ascii="Garamond" w:hAnsi="Garamond"/>
         <w:color w:val="888888"/>
         <w:sz w:val="16"/>
         <w:szCs w:val="16"/>
@@ -3434,10 +3583,14 @@
       <w:t xml:space="preserve">  Spring 2026</w:t>
     </w:r>
     <w:r>
+      <w:rPr>
+        <w:rFonts w:ascii="Garamond" w:hAnsi="Garamond"/>
+      </w:rPr>
       <w:tab/>
     </w:r>
     <w:r>
       <w:rPr>
+        <w:rFonts w:ascii="Garamond" w:hAnsi="Garamond"/>
         <w:color w:val="888888"/>
         <w:sz w:val="16"/>
         <w:szCs w:val="16"/>
@@ -3446,6 +3599,7 @@
     </w:r>
     <w:r>
       <w:rPr>
+        <w:rFonts w:ascii="Garamond" w:hAnsi="Garamond"/>
         <w:color w:val="888888"/>
         <w:sz w:val="16"/>
         <w:szCs w:val="16"/>
@@ -3454,6 +3608,7 @@
     </w:r>
     <w:r>
       <w:rPr>
+        <w:rFonts w:ascii="Garamond" w:hAnsi="Garamond"/>
         <w:color w:val="888888"/>
         <w:sz w:val="16"/>
         <w:szCs w:val="16"/>
@@ -3462,6 +3617,7 @@
     </w:r>
     <w:r>
       <w:rPr>
+        <w:rFonts w:ascii="Garamond" w:hAnsi="Garamond"/>
         <w:color w:val="888888"/>
         <w:sz w:val="16"/>
         <w:szCs w:val="16"/>
@@ -3470,6 +3626,7 @@
     </w:r>
     <w:r>
       <w:rPr>
+        <w:rFonts w:ascii="Garamond" w:hAnsi="Garamond"/>
         <w:noProof/>
         <w:color w:val="888888"/>
         <w:sz w:val="16"/>
@@ -3479,6 +3636,7 @@
     </w:r>
     <w:r>
       <w:rPr>
+        <w:rFonts w:ascii="Garamond" w:hAnsi="Garamond"/>
         <w:color w:val="888888"/>
         <w:sz w:val="16"/>
         <w:szCs w:val="16"/>
@@ -3521,6 +3679,7 @@
       <w:spacing w:after="120"/>
       <w:rPr>
         <w:rFonts w:ascii="Garamond" w:hAnsi="Garamond"/>
+        <w:color w:val="000000" w:themeColor="text1"/>
       </w:rPr>
     </w:pPr>
     <w:r>
@@ -3528,7 +3687,7 @@
         <w:rFonts w:ascii="Garamond" w:hAnsi="Garamond"/>
         <w:b/>
         <w:bCs/>
-        <w:color w:val="888888"/>
+        <w:color w:val="000000" w:themeColor="text1"/>
         <w:sz w:val="18"/>
         <w:szCs w:val="18"/>
       </w:rPr>
@@ -3540,7 +3699,7 @@
         <w:rFonts w:ascii="Garamond" w:hAnsi="Garamond"/>
         <w:b/>
         <w:bCs/>
-        <w:color w:val="888888"/>
+        <w:color w:val="000000" w:themeColor="text1"/>
         <w:sz w:val="18"/>
         <w:szCs w:val="18"/>
       </w:rPr>
@@ -3552,22 +3711,11 @@
         <w:rFonts w:ascii="Garamond" w:hAnsi="Garamond"/>
         <w:b/>
         <w:bCs/>
-        <w:color w:val="888888"/>
+        <w:color w:val="000000" w:themeColor="text1"/>
         <w:sz w:val="18"/>
         <w:szCs w:val="18"/>
       </w:rPr>
-      <w:t xml:space="preserve">  </w:t>
-    </w:r>
-    <w:r>
-      <w:rPr>
-        <w:rFonts w:ascii="Garamond" w:hAnsi="Garamond"/>
-        <w:b/>
-        <w:bCs/>
-        <w:color w:val="154734"/>
-        <w:sz w:val="18"/>
-        <w:szCs w:val="18"/>
-      </w:rPr>
-      <w:t xml:space="preserve">One-Way </w:t>
+      <w:t xml:space="preserve">  One-Way </w:t>
     </w:r>
     <w:proofErr w:type="gramStart"/>
     <w:r>
@@ -3575,7 +3723,7 @@
         <w:rFonts w:ascii="Garamond" w:hAnsi="Garamond"/>
         <w:b/>
         <w:bCs/>
-        <w:color w:val="154734"/>
+        <w:color w:val="000000" w:themeColor="text1"/>
         <w:sz w:val="18"/>
         <w:szCs w:val="18"/>
       </w:rPr>
@@ -3587,7 +3735,7 @@
         <w:rFonts w:ascii="Garamond" w:hAnsi="Garamond"/>
         <w:b/>
         <w:bCs/>
-        <w:color w:val="154734"/>
+        <w:color w:val="000000" w:themeColor="text1"/>
         <w:sz w:val="18"/>
         <w:szCs w:val="18"/>
       </w:rPr>
@@ -3599,7 +3747,7 @@
         <w:rFonts w:ascii="Garamond" w:hAnsi="Garamond"/>
         <w:b/>
         <w:bCs/>
-        <w:color w:val="154734"/>
+        <w:color w:val="000000" w:themeColor="text1"/>
         <w:sz w:val="18"/>
         <w:szCs w:val="18"/>
       </w:rPr>
@@ -3608,6 +3756,7 @@
     <w:r>
       <w:rPr>
         <w:rFonts w:ascii="Garamond" w:hAnsi="Garamond"/>
+        <w:color w:val="000000" w:themeColor="text1"/>
       </w:rPr>
       <w:tab/>
     </w:r>
@@ -3617,7 +3766,7 @@
         <w:rFonts w:ascii="Garamond" w:hAnsi="Garamond"/>
         <w:b/>
         <w:bCs/>
-        <w:color w:val="154734"/>
+        <w:color w:val="000000" w:themeColor="text1"/>
         <w:sz w:val="18"/>
         <w:szCs w:val="18"/>
       </w:rPr>
@@ -4542,6 +4691,22 @@
       <w:color w:val="666666"/>
     </w:rPr>
   </w:style>
+  <w:style w:type="table" w:styleId="TableGrid">
+    <w:name w:val="Table Grid"/>
+    <w:basedOn w:val="TableNormal"/>
+    <w:uiPriority w:val="39"/>
+    <w:rsid w:val="00F46336"/>
+    <w:tblPr>
+      <w:tblBorders>
+        <w:top w:val="single" w:sz="4" w:space="0" w:color="auto"/>
+        <w:left w:val="single" w:sz="4" w:space="0" w:color="auto"/>
+        <w:bottom w:val="single" w:sz="4" w:space="0" w:color="auto"/>
+        <w:right w:val="single" w:sz="4" w:space="0" w:color="auto"/>
+        <w:insideH w:val="single" w:sz="4" w:space="0" w:color="auto"/>
+        <w:insideV w:val="single" w:sz="4" w:space="0" w:color="auto"/>
+      </w:tblBorders>
+    </w:tblPr>
+  </w:style>
 </w:styles>
 </file>
 
